--- a/data/03_investment_memo/investment_memo_31.docx
+++ b/data/03_investment_memo/investment_memo_31.docx
@@ -21,11 +21,24 @@
     <w:p>
       <w:r>
         <w:br/>
-        <w:t>根据内部财务模型测算，迪摩科技有限公司 在未来三年</w:t>
+        <w:t>昊嘉科技有限公司 是中国 医疗科技 行业的重要企业之一。</w:t>
         <w:br/>
-        <w:t>收入复合增长率预计可达到 18% 左右。</w:t>
+        <w:t>根据华辰资本 风险管理部 的研究，该公司成立于 2006 年，</w:t>
         <w:br/>
-        <w:t>该预测基于行业需求增长以及公司产能扩张计划。</w:t>
+        <w:t>目前员工规模约 7977 人。公司近年来持续加大研发投入，</w:t>
+        <w:br/>
+        <w:t>在核心技术方面形成了较强的竞争壁垒。</w:t>
+        <w:br/>
+      </w:r>
+    </w:p>
+    <w:p>
+      <w:r>
+        <w:br/>
+        <w:t>华辰资本旗下的 HC Global Macro Fund 在最近的资产配置会议中</w:t>
+        <w:br/>
+        <w:t>讨论了 消费科技 行业的投资机会，并对 华泰通安传媒有限公司</w:t>
+        <w:br/>
+        <w:t>进行了重点评估。</w:t>
         <w:br/>
       </w:r>
     </w:p>
@@ -43,7 +56,7 @@
     <w:p>
       <w:r>
         <w:br/>
-        <w:t>风险管理部认为，医疗科技 行业仍然面临若干</w:t>
+        <w:t>风险管理部认为，人工智能 行业仍然面临若干</w:t>
         <w:br/>
         <w:t>不确定性因素，包括技术迭代风险、政策变化、</w:t>
         <w:br/>
@@ -54,20 +67,9 @@
     <w:p>
       <w:r>
         <w:br/>
-        <w:t>从产业链角度看，新能源 行业主要由上游设备厂商、</w:t>
+        <w:t>华辰资本旗下的 HC Global Macro Fund 在最近的资产配置会议中</w:t>
         <w:br/>
-        <w:t>中游平台企业以及下游应用厂商组成。</w:t>
-        <w:br/>
-        <w:t>九方网络有限公司 主要位于产业链的 中游 环节。</w:t>
-        <w:br/>
-      </w:r>
-    </w:p>
-    <w:p>
-      <w:r>
-        <w:br/>
-        <w:t>华辰资本旗下的 HC AI Innovation Fund 在最近的资产配置会议中</w:t>
-        <w:br/>
-        <w:t>讨论了 机器人 行业的投资机会，并对 新宇龙信息传媒有限公司</w:t>
+        <w:t>讨论了 机器人 行业的投资机会，并对 图龙信息传媒有限公司</w:t>
         <w:br/>
         <w:t>进行了重点评估。</w:t>
         <w:br/>
@@ -76,29 +78,31 @@
     <w:p>
       <w:r>
         <w:br/>
-        <w:t>根据内部财务模型测算，和泰传媒有限公司 在未来三年</w:t>
+        <w:t>昊嘉科技有限公司 是中国 医疗科技 行业的重要企业之一。</w:t>
         <w:br/>
-        <w:t>收入复合增长率预计可达到 16% 左右。</w:t>
+        <w:t>根据华辰资本 风险管理部 的研究，该公司成立于 2006 年，</w:t>
         <w:br/>
-        <w:t>该预测基于行业需求增长以及公司产能扩张计划。</w:t>
+        <w:t>目前员工规模约 7977 人。公司近年来持续加大研发投入，</w:t>
+        <w:br/>
+        <w:t>在核心技术方面形成了较强的竞争壁垒。</w:t>
         <w:br/>
       </w:r>
     </w:p>
     <w:p>
       <w:r>
         <w:br/>
-        <w:t>风险管理部认为，云计算 行业仍然面临若干</w:t>
+        <w:t>华辰资本旗下的 HC Global Macro Fund 在最近的资产配置会议中</w:t>
         <w:br/>
-        <w:t>不确定性因素，包括技术迭代风险、政策变化、</w:t>
+        <w:t>讨论了 医疗科技 行业的投资机会，并对 昊嘉科技有限公司</w:t>
         <w:br/>
-        <w:t>以及市场竞争加剧等问题。</w:t>
+        <w:t>进行了重点评估。</w:t>
         <w:br/>
       </w:r>
     </w:p>
     <w:p>
       <w:r>
         <w:br/>
-        <w:t>风险管理部认为，消费科技 行业仍然面临若干</w:t>
+        <w:t>风险管理部认为，半导体 行业仍然面临若干</w:t>
         <w:br/>
         <w:t>不确定性因素，包括技术迭代风险、政策变化、</w:t>
         <w:br/>
@@ -166,7 +170,7 @@
           </w:tcPr>
           <w:p>
             <w:r>
-              <w:t>和泰传媒有限公司</w:t>
+              <w:t>飞海科技传媒有限公司</w:t>
             </w:r>
           </w:p>
         </w:tc>
@@ -186,17 +190,17 @@
           </w:tcPr>
           <w:p>
             <w:r>
-              <w:t>587亿</w:t>
-            </w:r>
-          </w:p>
-        </w:tc>
-        <w:tc>
-          <w:tcPr>
-            <w:tcW w:type="dxa" w:w="2160"/>
-          </w:tcPr>
-          <w:p>
-            <w:r>
-              <w:t>26%</w:t>
+              <w:t>194亿</w:t>
+            </w:r>
+          </w:p>
+        </w:tc>
+        <w:tc>
+          <w:tcPr>
+            <w:tcW w:type="dxa" w:w="2160"/>
+          </w:tcPr>
+          <w:p>
+            <w:r>
+              <w:t>9%</w:t>
             </w:r>
           </w:p>
         </w:tc>
@@ -208,7 +212,7 @@
           </w:tcPr>
           <w:p>
             <w:r>
-              <w:t>精芯信息有限公司</w:t>
+              <w:t>鑫博腾飞信息有限公司</w:t>
             </w:r>
           </w:p>
         </w:tc>
@@ -228,17 +232,17 @@
           </w:tcPr>
           <w:p>
             <w:r>
-              <w:t>631亿</w:t>
-            </w:r>
-          </w:p>
-        </w:tc>
-        <w:tc>
-          <w:tcPr>
-            <w:tcW w:type="dxa" w:w="2160"/>
-          </w:tcPr>
-          <w:p>
-            <w:r>
-              <w:t>28%</w:t>
+              <w:t>147亿</w:t>
+            </w:r>
+          </w:p>
+        </w:tc>
+        <w:tc>
+          <w:tcPr>
+            <w:tcW w:type="dxa" w:w="2160"/>
+          </w:tcPr>
+          <w:p>
+            <w:r>
+              <w:t>6%</w:t>
             </w:r>
           </w:p>
         </w:tc>
@@ -250,37 +254,37 @@
           </w:tcPr>
           <w:p>
             <w:r>
-              <w:t>天益科技有限公司</w:t>
-            </w:r>
-          </w:p>
-        </w:tc>
-        <w:tc>
-          <w:tcPr>
-            <w:tcW w:type="dxa" w:w="2160"/>
-          </w:tcPr>
-          <w:p>
-            <w:r>
-              <w:t>半导体</w:t>
-            </w:r>
-          </w:p>
-        </w:tc>
-        <w:tc>
-          <w:tcPr>
-            <w:tcW w:type="dxa" w:w="2160"/>
-          </w:tcPr>
-          <w:p>
-            <w:r>
-              <w:t>564亿</w:t>
-            </w:r>
-          </w:p>
-        </w:tc>
-        <w:tc>
-          <w:tcPr>
-            <w:tcW w:type="dxa" w:w="2160"/>
-          </w:tcPr>
-          <w:p>
-            <w:r>
-              <w:t>30%</w:t>
+              <w:t>通际名联科技有限公司</w:t>
+            </w:r>
+          </w:p>
+        </w:tc>
+        <w:tc>
+          <w:tcPr>
+            <w:tcW w:type="dxa" w:w="2160"/>
+          </w:tcPr>
+          <w:p>
+            <w:r>
+              <w:t>人工智能</w:t>
+            </w:r>
+          </w:p>
+        </w:tc>
+        <w:tc>
+          <w:tcPr>
+            <w:tcW w:type="dxa" w:w="2160"/>
+          </w:tcPr>
+          <w:p>
+            <w:r>
+              <w:t>792亿</w:t>
+            </w:r>
+          </w:p>
+        </w:tc>
+        <w:tc>
+          <w:tcPr>
+            <w:tcW w:type="dxa" w:w="2160"/>
+          </w:tcPr>
+          <w:p>
+            <w:r>
+              <w:t>28%</w:t>
             </w:r>
           </w:p>
         </w:tc>
@@ -292,37 +296,37 @@
           </w:tcPr>
           <w:p>
             <w:r>
-              <w:t>创汇传媒有限公司</w:t>
-            </w:r>
-          </w:p>
-        </w:tc>
-        <w:tc>
-          <w:tcPr>
-            <w:tcW w:type="dxa" w:w="2160"/>
-          </w:tcPr>
-          <w:p>
-            <w:r>
-              <w:t>新能源</w:t>
-            </w:r>
-          </w:p>
-        </w:tc>
-        <w:tc>
-          <w:tcPr>
-            <w:tcW w:type="dxa" w:w="2160"/>
-          </w:tcPr>
-          <w:p>
-            <w:r>
-              <w:t>521亿</w:t>
-            </w:r>
-          </w:p>
-        </w:tc>
-        <w:tc>
-          <w:tcPr>
-            <w:tcW w:type="dxa" w:w="2160"/>
-          </w:tcPr>
-          <w:p>
-            <w:r>
-              <w:t>16%</w:t>
+              <w:t>飞海科技传媒有限公司</w:t>
+            </w:r>
+          </w:p>
+        </w:tc>
+        <w:tc>
+          <w:tcPr>
+            <w:tcW w:type="dxa" w:w="2160"/>
+          </w:tcPr>
+          <w:p>
+            <w:r>
+              <w:t>消费科技</w:t>
+            </w:r>
+          </w:p>
+        </w:tc>
+        <w:tc>
+          <w:tcPr>
+            <w:tcW w:type="dxa" w:w="2160"/>
+          </w:tcPr>
+          <w:p>
+            <w:r>
+              <w:t>741亿</w:t>
+            </w:r>
+          </w:p>
+        </w:tc>
+        <w:tc>
+          <w:tcPr>
+            <w:tcW w:type="dxa" w:w="2160"/>
+          </w:tcPr>
+          <w:p>
+            <w:r>
+              <w:t>5%</w:t>
             </w:r>
           </w:p>
         </w:tc>
@@ -334,37 +338,37 @@
           </w:tcPr>
           <w:p>
             <w:r>
-              <w:t>浦华众城信息有限公司</w:t>
-            </w:r>
-          </w:p>
-        </w:tc>
-        <w:tc>
-          <w:tcPr>
-            <w:tcW w:type="dxa" w:w="2160"/>
-          </w:tcPr>
-          <w:p>
-            <w:r>
-              <w:t>云计算</w:t>
-            </w:r>
-          </w:p>
-        </w:tc>
-        <w:tc>
-          <w:tcPr>
-            <w:tcW w:type="dxa" w:w="2160"/>
-          </w:tcPr>
-          <w:p>
-            <w:r>
-              <w:t>592亿</w:t>
-            </w:r>
-          </w:p>
-        </w:tc>
-        <w:tc>
-          <w:tcPr>
-            <w:tcW w:type="dxa" w:w="2160"/>
-          </w:tcPr>
-          <w:p>
-            <w:r>
-              <w:t>5%</w:t>
+              <w:t>通际名联科技有限公司</w:t>
+            </w:r>
+          </w:p>
+        </w:tc>
+        <w:tc>
+          <w:tcPr>
+            <w:tcW w:type="dxa" w:w="2160"/>
+          </w:tcPr>
+          <w:p>
+            <w:r>
+              <w:t>人工智能</w:t>
+            </w:r>
+          </w:p>
+        </w:tc>
+        <w:tc>
+          <w:tcPr>
+            <w:tcW w:type="dxa" w:w="2160"/>
+          </w:tcPr>
+          <w:p>
+            <w:r>
+              <w:t>744亿</w:t>
+            </w:r>
+          </w:p>
+        </w:tc>
+        <w:tc>
+          <w:tcPr>
+            <w:tcW w:type="dxa" w:w="2160"/>
+          </w:tcPr>
+          <w:p>
+            <w:r>
+              <w:t>15%</w:t>
             </w:r>
           </w:p>
         </w:tc>
@@ -376,37 +380,37 @@
           </w:tcPr>
           <w:p>
             <w:r>
-              <w:t>九方网络有限公司</w:t>
-            </w:r>
-          </w:p>
-        </w:tc>
-        <w:tc>
-          <w:tcPr>
-            <w:tcW w:type="dxa" w:w="2160"/>
-          </w:tcPr>
-          <w:p>
-            <w:r>
-              <w:t>新能源</w:t>
-            </w:r>
-          </w:p>
-        </w:tc>
-        <w:tc>
-          <w:tcPr>
-            <w:tcW w:type="dxa" w:w="2160"/>
-          </w:tcPr>
-          <w:p>
-            <w:r>
-              <w:t>585亿</w:t>
-            </w:r>
-          </w:p>
-        </w:tc>
-        <w:tc>
-          <w:tcPr>
-            <w:tcW w:type="dxa" w:w="2160"/>
-          </w:tcPr>
-          <w:p>
-            <w:r>
-              <w:t>12%</w:t>
+              <w:t>新格林耐特网络有限公司</w:t>
+            </w:r>
+          </w:p>
+        </w:tc>
+        <w:tc>
+          <w:tcPr>
+            <w:tcW w:type="dxa" w:w="2160"/>
+          </w:tcPr>
+          <w:p>
+            <w:r>
+              <w:t>人工智能</w:t>
+            </w:r>
+          </w:p>
+        </w:tc>
+        <w:tc>
+          <w:tcPr>
+            <w:tcW w:type="dxa" w:w="2160"/>
+          </w:tcPr>
+          <w:p>
+            <w:r>
+              <w:t>672亿</w:t>
+            </w:r>
+          </w:p>
+        </w:tc>
+        <w:tc>
+          <w:tcPr>
+            <w:tcW w:type="dxa" w:w="2160"/>
+          </w:tcPr>
+          <w:p>
+            <w:r>
+              <w:t>19%</w:t>
             </w:r>
           </w:p>
         </w:tc>
@@ -418,37 +422,37 @@
           </w:tcPr>
           <w:p>
             <w:r>
-              <w:t>艾提科信科技有限公司</w:t>
-            </w:r>
-          </w:p>
-        </w:tc>
-        <w:tc>
-          <w:tcPr>
-            <w:tcW w:type="dxa" w:w="2160"/>
-          </w:tcPr>
-          <w:p>
-            <w:r>
-              <w:t>机器人</w:t>
-            </w:r>
-          </w:p>
-        </w:tc>
-        <w:tc>
-          <w:tcPr>
-            <w:tcW w:type="dxa" w:w="2160"/>
-          </w:tcPr>
-          <w:p>
-            <w:r>
-              <w:t>579亿</w:t>
-            </w:r>
-          </w:p>
-        </w:tc>
-        <w:tc>
-          <w:tcPr>
-            <w:tcW w:type="dxa" w:w="2160"/>
-          </w:tcPr>
-          <w:p>
-            <w:r>
-              <w:t>5%</w:t>
+              <w:t>通际名联科技有限公司</w:t>
+            </w:r>
+          </w:p>
+        </w:tc>
+        <w:tc>
+          <w:tcPr>
+            <w:tcW w:type="dxa" w:w="2160"/>
+          </w:tcPr>
+          <w:p>
+            <w:r>
+              <w:t>人工智能</w:t>
+            </w:r>
+          </w:p>
+        </w:tc>
+        <w:tc>
+          <w:tcPr>
+            <w:tcW w:type="dxa" w:w="2160"/>
+          </w:tcPr>
+          <w:p>
+            <w:r>
+              <w:t>188亿</w:t>
+            </w:r>
+          </w:p>
+        </w:tc>
+        <w:tc>
+          <w:tcPr>
+            <w:tcW w:type="dxa" w:w="2160"/>
+          </w:tcPr>
+          <w:p>
+            <w:r>
+              <w:t>30%</w:t>
             </w:r>
           </w:p>
         </w:tc>
@@ -460,37 +464,37 @@
           </w:tcPr>
           <w:p>
             <w:r>
-              <w:t>浦华众城科技有限公司</w:t>
-            </w:r>
-          </w:p>
-        </w:tc>
-        <w:tc>
-          <w:tcPr>
-            <w:tcW w:type="dxa" w:w="2160"/>
-          </w:tcPr>
-          <w:p>
-            <w:r>
-              <w:t>半导体</w:t>
-            </w:r>
-          </w:p>
-        </w:tc>
-        <w:tc>
-          <w:tcPr>
-            <w:tcW w:type="dxa" w:w="2160"/>
-          </w:tcPr>
-          <w:p>
-            <w:r>
-              <w:t>677亿</w:t>
-            </w:r>
-          </w:p>
-        </w:tc>
-        <w:tc>
-          <w:tcPr>
-            <w:tcW w:type="dxa" w:w="2160"/>
-          </w:tcPr>
-          <w:p>
-            <w:r>
-              <w:t>16%</w:t>
+              <w:t>联通时科传媒有限公司</w:t>
+            </w:r>
+          </w:p>
+        </w:tc>
+        <w:tc>
+          <w:tcPr>
+            <w:tcW w:type="dxa" w:w="2160"/>
+          </w:tcPr>
+          <w:p>
+            <w:r>
+              <w:t>消费科技</w:t>
+            </w:r>
+          </w:p>
+        </w:tc>
+        <w:tc>
+          <w:tcPr>
+            <w:tcW w:type="dxa" w:w="2160"/>
+          </w:tcPr>
+          <w:p>
+            <w:r>
+              <w:t>719亿</w:t>
+            </w:r>
+          </w:p>
+        </w:tc>
+        <w:tc>
+          <w:tcPr>
+            <w:tcW w:type="dxa" w:w="2160"/>
+          </w:tcPr>
+          <w:p>
+            <w:r>
+              <w:t>20%</w:t>
             </w:r>
           </w:p>
         </w:tc>
@@ -502,37 +506,37 @@
           </w:tcPr>
           <w:p>
             <w:r>
-              <w:t>创联世纪科技有限公司</w:t>
-            </w:r>
-          </w:p>
-        </w:tc>
-        <w:tc>
-          <w:tcPr>
-            <w:tcW w:type="dxa" w:w="2160"/>
-          </w:tcPr>
-          <w:p>
-            <w:r>
-              <w:t>医疗科技</w:t>
-            </w:r>
-          </w:p>
-        </w:tc>
-        <w:tc>
-          <w:tcPr>
-            <w:tcW w:type="dxa" w:w="2160"/>
-          </w:tcPr>
-          <w:p>
-            <w:r>
-              <w:t>182亿</w:t>
-            </w:r>
-          </w:p>
-        </w:tc>
-        <w:tc>
-          <w:tcPr>
-            <w:tcW w:type="dxa" w:w="2160"/>
-          </w:tcPr>
-          <w:p>
-            <w:r>
-              <w:t>29%</w:t>
+              <w:t>明腾传媒有限公司</w:t>
+            </w:r>
+          </w:p>
+        </w:tc>
+        <w:tc>
+          <w:tcPr>
+            <w:tcW w:type="dxa" w:w="2160"/>
+          </w:tcPr>
+          <w:p>
+            <w:r>
+              <w:t>人工智能</w:t>
+            </w:r>
+          </w:p>
+        </w:tc>
+        <w:tc>
+          <w:tcPr>
+            <w:tcW w:type="dxa" w:w="2160"/>
+          </w:tcPr>
+          <w:p>
+            <w:r>
+              <w:t>259亿</w:t>
+            </w:r>
+          </w:p>
+        </w:tc>
+        <w:tc>
+          <w:tcPr>
+            <w:tcW w:type="dxa" w:w="2160"/>
+          </w:tcPr>
+          <w:p>
+            <w:r>
+              <w:t>24%</w:t>
             </w:r>
           </w:p>
         </w:tc>
@@ -544,37 +548,37 @@
           </w:tcPr>
           <w:p>
             <w:r>
-              <w:t>鸿睿思博信息有限公司</w:t>
-            </w:r>
-          </w:p>
-        </w:tc>
-        <w:tc>
-          <w:tcPr>
-            <w:tcW w:type="dxa" w:w="2160"/>
-          </w:tcPr>
-          <w:p>
-            <w:r>
-              <w:t>半导体</w:t>
-            </w:r>
-          </w:p>
-        </w:tc>
-        <w:tc>
-          <w:tcPr>
-            <w:tcW w:type="dxa" w:w="2160"/>
-          </w:tcPr>
-          <w:p>
-            <w:r>
-              <w:t>479亿</w:t>
-            </w:r>
-          </w:p>
-        </w:tc>
-        <w:tc>
-          <w:tcPr>
-            <w:tcW w:type="dxa" w:w="2160"/>
-          </w:tcPr>
-          <w:p>
-            <w:r>
-              <w:t>29%</w:t>
+              <w:t>华泰通安传媒有限公司</w:t>
+            </w:r>
+          </w:p>
+        </w:tc>
+        <w:tc>
+          <w:tcPr>
+            <w:tcW w:type="dxa" w:w="2160"/>
+          </w:tcPr>
+          <w:p>
+            <w:r>
+              <w:t>消费科技</w:t>
+            </w:r>
+          </w:p>
+        </w:tc>
+        <w:tc>
+          <w:tcPr>
+            <w:tcW w:type="dxa" w:w="2160"/>
+          </w:tcPr>
+          <w:p>
+            <w:r>
+              <w:t>697亿</w:t>
+            </w:r>
+          </w:p>
+        </w:tc>
+        <w:tc>
+          <w:tcPr>
+            <w:tcW w:type="dxa" w:w="2160"/>
+          </w:tcPr>
+          <w:p>
+            <w:r>
+              <w:t>14%</w:t>
             </w:r>
           </w:p>
         </w:tc>
@@ -586,37 +590,37 @@
           </w:tcPr>
           <w:p>
             <w:r>
-              <w:t>新宇龙信息传媒有限公司</w:t>
-            </w:r>
-          </w:p>
-        </w:tc>
-        <w:tc>
-          <w:tcPr>
-            <w:tcW w:type="dxa" w:w="2160"/>
-          </w:tcPr>
-          <w:p>
-            <w:r>
-              <w:t>机器人</w:t>
-            </w:r>
-          </w:p>
-        </w:tc>
-        <w:tc>
-          <w:tcPr>
-            <w:tcW w:type="dxa" w:w="2160"/>
-          </w:tcPr>
-          <w:p>
-            <w:r>
-              <w:t>395亿</w:t>
-            </w:r>
-          </w:p>
-        </w:tc>
-        <w:tc>
-          <w:tcPr>
-            <w:tcW w:type="dxa" w:w="2160"/>
-          </w:tcPr>
-          <w:p>
-            <w:r>
-              <w:t>19%</w:t>
+              <w:t>雨林木风计算机科技有限公司</w:t>
+            </w:r>
+          </w:p>
+        </w:tc>
+        <w:tc>
+          <w:tcPr>
+            <w:tcW w:type="dxa" w:w="2160"/>
+          </w:tcPr>
+          <w:p>
+            <w:r>
+              <w:t>半导体</w:t>
+            </w:r>
+          </w:p>
+        </w:tc>
+        <w:tc>
+          <w:tcPr>
+            <w:tcW w:type="dxa" w:w="2160"/>
+          </w:tcPr>
+          <w:p>
+            <w:r>
+              <w:t>167亿</w:t>
+            </w:r>
+          </w:p>
+        </w:tc>
+        <w:tc>
+          <w:tcPr>
+            <w:tcW w:type="dxa" w:w="2160"/>
+          </w:tcPr>
+          <w:p>
+            <w:r>
+              <w:t>14%</w:t>
             </w:r>
           </w:p>
         </w:tc>
@@ -628,37 +632,37 @@
           </w:tcPr>
           <w:p>
             <w:r>
-              <w:t>济南亿次元网络有限公司</w:t>
-            </w:r>
-          </w:p>
-        </w:tc>
-        <w:tc>
-          <w:tcPr>
-            <w:tcW w:type="dxa" w:w="2160"/>
-          </w:tcPr>
-          <w:p>
-            <w:r>
-              <w:t>机器人</w:t>
-            </w:r>
-          </w:p>
-        </w:tc>
-        <w:tc>
-          <w:tcPr>
-            <w:tcW w:type="dxa" w:w="2160"/>
-          </w:tcPr>
-          <w:p>
-            <w:r>
-              <w:t>424亿</w:t>
-            </w:r>
-          </w:p>
-        </w:tc>
-        <w:tc>
-          <w:tcPr>
-            <w:tcW w:type="dxa" w:w="2160"/>
-          </w:tcPr>
-          <w:p>
-            <w:r>
-              <w:t>14%</w:t>
+              <w:t>飞海科技传媒有限公司</w:t>
+            </w:r>
+          </w:p>
+        </w:tc>
+        <w:tc>
+          <w:tcPr>
+            <w:tcW w:type="dxa" w:w="2160"/>
+          </w:tcPr>
+          <w:p>
+            <w:r>
+              <w:t>消费科技</w:t>
+            </w:r>
+          </w:p>
+        </w:tc>
+        <w:tc>
+          <w:tcPr>
+            <w:tcW w:type="dxa" w:w="2160"/>
+          </w:tcPr>
+          <w:p>
+            <w:r>
+              <w:t>338亿</w:t>
+            </w:r>
+          </w:p>
+        </w:tc>
+        <w:tc>
+          <w:tcPr>
+            <w:tcW w:type="dxa" w:w="2160"/>
+          </w:tcPr>
+          <w:p>
+            <w:r>
+              <w:t>6%</w:t>
             </w:r>
           </w:p>
         </w:tc>
@@ -670,37 +674,37 @@
           </w:tcPr>
           <w:p>
             <w:r>
-              <w:t>天益科技有限公司</w:t>
-            </w:r>
-          </w:p>
-        </w:tc>
-        <w:tc>
-          <w:tcPr>
-            <w:tcW w:type="dxa" w:w="2160"/>
-          </w:tcPr>
-          <w:p>
-            <w:r>
-              <w:t>半导体</w:t>
-            </w:r>
-          </w:p>
-        </w:tc>
-        <w:tc>
-          <w:tcPr>
-            <w:tcW w:type="dxa" w:w="2160"/>
-          </w:tcPr>
-          <w:p>
-            <w:r>
-              <w:t>321亿</w:t>
-            </w:r>
-          </w:p>
-        </w:tc>
-        <w:tc>
-          <w:tcPr>
-            <w:tcW w:type="dxa" w:w="2160"/>
-          </w:tcPr>
-          <w:p>
-            <w:r>
-              <w:t>8%</w:t>
+              <w:t>方正科技传媒有限公司</w:t>
+            </w:r>
+          </w:p>
+        </w:tc>
+        <w:tc>
+          <w:tcPr>
+            <w:tcW w:type="dxa" w:w="2160"/>
+          </w:tcPr>
+          <w:p>
+            <w:r>
+              <w:t>人工智能</w:t>
+            </w:r>
+          </w:p>
+        </w:tc>
+        <w:tc>
+          <w:tcPr>
+            <w:tcW w:type="dxa" w:w="2160"/>
+          </w:tcPr>
+          <w:p>
+            <w:r>
+              <w:t>332亿</w:t>
+            </w:r>
+          </w:p>
+        </w:tc>
+        <w:tc>
+          <w:tcPr>
+            <w:tcW w:type="dxa" w:w="2160"/>
+          </w:tcPr>
+          <w:p>
+            <w:r>
+              <w:t>11%</w:t>
             </w:r>
           </w:p>
         </w:tc>
@@ -712,37 +716,37 @@
           </w:tcPr>
           <w:p>
             <w:r>
-              <w:t>华远软件信息有限公司</w:t>
-            </w:r>
-          </w:p>
-        </w:tc>
-        <w:tc>
-          <w:tcPr>
-            <w:tcW w:type="dxa" w:w="2160"/>
-          </w:tcPr>
-          <w:p>
-            <w:r>
-              <w:t>半导体</w:t>
-            </w:r>
-          </w:p>
-        </w:tc>
-        <w:tc>
-          <w:tcPr>
-            <w:tcW w:type="dxa" w:w="2160"/>
-          </w:tcPr>
-          <w:p>
-            <w:r>
-              <w:t>247亿</w:t>
-            </w:r>
-          </w:p>
-        </w:tc>
-        <w:tc>
-          <w:tcPr>
-            <w:tcW w:type="dxa" w:w="2160"/>
-          </w:tcPr>
-          <w:p>
-            <w:r>
-              <w:t>23%</w:t>
+              <w:t>惠派国际公司科技有限公司</w:t>
+            </w:r>
+          </w:p>
+        </w:tc>
+        <w:tc>
+          <w:tcPr>
+            <w:tcW w:type="dxa" w:w="2160"/>
+          </w:tcPr>
+          <w:p>
+            <w:r>
+              <w:t>人工智能</w:t>
+            </w:r>
+          </w:p>
+        </w:tc>
+        <w:tc>
+          <w:tcPr>
+            <w:tcW w:type="dxa" w:w="2160"/>
+          </w:tcPr>
+          <w:p>
+            <w:r>
+              <w:t>209亿</w:t>
+            </w:r>
+          </w:p>
+        </w:tc>
+        <w:tc>
+          <w:tcPr>
+            <w:tcW w:type="dxa" w:w="2160"/>
+          </w:tcPr>
+          <w:p>
+            <w:r>
+              <w:t>21%</w:t>
             </w:r>
           </w:p>
         </w:tc>
@@ -754,7 +758,7 @@
           </w:tcPr>
           <w:p>
             <w:r>
-              <w:t>易动力科技有限公司</w:t>
+              <w:t>泰麒麟网络有限公司</w:t>
             </w:r>
           </w:p>
         </w:tc>
@@ -774,17 +778,17 @@
           </w:tcPr>
           <w:p>
             <w:r>
-              <w:t>534亿</w:t>
-            </w:r>
-          </w:p>
-        </w:tc>
-        <w:tc>
-          <w:tcPr>
-            <w:tcW w:type="dxa" w:w="2160"/>
-          </w:tcPr>
-          <w:p>
-            <w:r>
-              <w:t>10%</w:t>
+              <w:t>611亿</w:t>
+            </w:r>
+          </w:p>
+        </w:tc>
+        <w:tc>
+          <w:tcPr>
+            <w:tcW w:type="dxa" w:w="2160"/>
+          </w:tcPr>
+          <w:p>
+            <w:r>
+              <w:t>27%</w:t>
             </w:r>
           </w:p>
         </w:tc>
@@ -801,1606 +805,33 @@
     <w:p>
       <w:r>
         <w:br/>
-        <w:t>华辰资本旗下的 HC AI Innovation Fund 在最近的资产配置会议中</w:t>
+        <w:t>从产业链角度看，新能源 行业主要由上游设备厂商、</w:t>
         <w:br/>
-        <w:t>讨论了 半导体 行业的投资机会，并对 鸿睿思博信息有限公司</w:t>
+        <w:t>中游平台企业以及下游应用厂商组成。</w:t>
         <w:br/>
-        <w:t>进行了重点评估。</w:t>
+        <w:t>富罳网络有限公司 主要位于产业链的 下游 环节。</w:t>
         <w:br/>
       </w:r>
     </w:p>
     <w:p>
       <w:r>
         <w:br/>
-        <w:t>华辰资本旗下的 HC AI Innovation Fund 在最近的资产配置会议中</w:t>
+        <w:t>从产业链角度看，消费科技 行业主要由上游设备厂商、</w:t>
         <w:br/>
-        <w:t>讨论了 新能源 行业的投资机会，并对 快讯网络有限公司</w:t>
+        <w:t>中游平台企业以及下游应用厂商组成。</w:t>
         <w:br/>
-        <w:t>进行了重点评估。</w:t>
+        <w:t>昂歌信息信息有限公司 主要位于产业链的 下游 环节。</w:t>
         <w:br/>
       </w:r>
     </w:p>
     <w:p>
       <w:r>
         <w:br/>
-        <w:t>从产业链角度看，机器人 行业主要由上游设备厂商、</w:t>
+        <w:t>明腾传媒有限公司 是中国 人工智能 行业的重要企业之一。</w:t>
         <w:br/>
-        <w:t>中游平台企业以及下游应用厂商组成。</w:t>
+        <w:t>根据华辰资本 投资委员会 的研究，该公司成立于 2011 年，</w:t>
         <w:br/>
-        <w:t>济南亿次元网络有限公司 主要位于产业链的 下游 环节。</w:t>
-        <w:br/>
-      </w:r>
-    </w:p>
-    <w:p>
-      <w:r>
-        <w:br/>
-        <w:t>从产业链角度看，半导体 行业主要由上游设备厂商、</w:t>
-        <w:br/>
-        <w:t>中游平台企业以及下游应用厂商组成。</w:t>
-        <w:br/>
-        <w:t>鸿睿思博信息有限公司 主要位于产业链的 上游 环节。</w:t>
-        <w:br/>
-      </w:r>
-    </w:p>
-    <w:p>
-      <w:r>
-        <w:br/>
-        <w:t>华辰资本旗下的 HC Alpha Growth Fund 在最近的资产配置会议中</w:t>
-        <w:br/>
-        <w:t>讨论了 新能源 行业的投资机会，并对 鸿睿思博网络有限公司</w:t>
-        <w:br/>
-        <w:t>进行了重点评估。</w:t>
-        <w:br/>
-      </w:r>
-    </w:p>
-    <w:p>
-      <w:r>
-        <w:br/>
-        <w:t>根据内部财务模型测算，九方网络有限公司 在未来三年</w:t>
-        <w:br/>
-        <w:t>收入复合增长率预计可达到 34% 左右。</w:t>
-        <w:br/>
-        <w:t>该预测基于行业需求增长以及公司产能扩张计划。</w:t>
-        <w:br/>
-      </w:r>
-    </w:p>
-    <w:p>
-      <w:r>
-        <w:br/>
-        <w:t>根据内部财务模型测算，精芯信息有限公司 在未来三年</w:t>
-        <w:br/>
-        <w:t>收入复合增长率预计可达到 17% 左右。</w:t>
-        <w:br/>
-        <w:t>该预测基于行业需求增长以及公司产能扩张计划。</w:t>
-        <w:br/>
-      </w:r>
-    </w:p>
-    <w:p>
-      <w:r>
-        <w:br/>
-        <w:t>华辰资本旗下的 HC Alpha Growth Fund 在最近的资产配置会议中</w:t>
-        <w:br/>
-        <w:t>讨论了 机器人 行业的投资机会，并对 新宇龙信息传媒有限公司</w:t>
-        <w:br/>
-        <w:t>进行了重点评估。</w:t>
-        <w:br/>
-      </w:r>
-    </w:p>
-    <w:tbl>
-      <w:tblPr>
-        <w:tblW w:type="auto" w:w="0"/>
-        <w:tblLook w:firstColumn="1" w:firstRow="1" w:lastColumn="0" w:lastRow="0" w:noHBand="0" w:noVBand="1" w:val="04A0"/>
-      </w:tblPr>
-      <w:tblGrid>
-        <w:gridCol w:w="2160"/>
-        <w:gridCol w:w="2160"/>
-        <w:gridCol w:w="2160"/>
-        <w:gridCol w:w="2160"/>
-      </w:tblGrid>
-      <w:tr>
-        <w:tc>
-          <w:tcPr>
-            <w:tcW w:type="dxa" w:w="2160"/>
-          </w:tcPr>
-          <w:p>
-            <w:r>
-              <w:t>公司</w:t>
-            </w:r>
-          </w:p>
-        </w:tc>
-        <w:tc>
-          <w:tcPr>
-            <w:tcW w:type="dxa" w:w="2160"/>
-          </w:tcPr>
-          <w:p>
-            <w:r>
-              <w:t>行业</w:t>
-            </w:r>
-          </w:p>
-        </w:tc>
-        <w:tc>
-          <w:tcPr>
-            <w:tcW w:type="dxa" w:w="2160"/>
-          </w:tcPr>
-          <w:p>
-            <w:r>
-              <w:t>市值</w:t>
-            </w:r>
-          </w:p>
-        </w:tc>
-        <w:tc>
-          <w:tcPr>
-            <w:tcW w:type="dxa" w:w="2160"/>
-          </w:tcPr>
-          <w:p>
-            <w:r>
-              <w:t>增长率</w:t>
-            </w:r>
-          </w:p>
-        </w:tc>
-      </w:tr>
-      <w:tr>
-        <w:tc>
-          <w:tcPr>
-            <w:tcW w:type="dxa" w:w="2160"/>
-          </w:tcPr>
-          <w:p>
-            <w:r>
-              <w:t>雨林木风计算机科技有限公司</w:t>
-            </w:r>
-          </w:p>
-        </w:tc>
-        <w:tc>
-          <w:tcPr>
-            <w:tcW w:type="dxa" w:w="2160"/>
-          </w:tcPr>
-          <w:p>
-            <w:r>
-              <w:t>人工智能</w:t>
-            </w:r>
-          </w:p>
-        </w:tc>
-        <w:tc>
-          <w:tcPr>
-            <w:tcW w:type="dxa" w:w="2160"/>
-          </w:tcPr>
-          <w:p>
-            <w:r>
-              <w:t>136亿</w:t>
-            </w:r>
-          </w:p>
-        </w:tc>
-        <w:tc>
-          <w:tcPr>
-            <w:tcW w:type="dxa" w:w="2160"/>
-          </w:tcPr>
-          <w:p>
-            <w:r>
-              <w:t>22%</w:t>
-            </w:r>
-          </w:p>
-        </w:tc>
-      </w:tr>
-      <w:tr>
-        <w:tc>
-          <w:tcPr>
-            <w:tcW w:type="dxa" w:w="2160"/>
-          </w:tcPr>
-          <w:p>
-            <w:r>
-              <w:t>立信电子网络有限公司</w:t>
-            </w:r>
-          </w:p>
-        </w:tc>
-        <w:tc>
-          <w:tcPr>
-            <w:tcW w:type="dxa" w:w="2160"/>
-          </w:tcPr>
-          <w:p>
-            <w:r>
-              <w:t>云计算</w:t>
-            </w:r>
-          </w:p>
-        </w:tc>
-        <w:tc>
-          <w:tcPr>
-            <w:tcW w:type="dxa" w:w="2160"/>
-          </w:tcPr>
-          <w:p>
-            <w:r>
-              <w:t>430亿</w:t>
-            </w:r>
-          </w:p>
-        </w:tc>
-        <w:tc>
-          <w:tcPr>
-            <w:tcW w:type="dxa" w:w="2160"/>
-          </w:tcPr>
-          <w:p>
-            <w:r>
-              <w:t>21%</w:t>
-            </w:r>
-          </w:p>
-        </w:tc>
-      </w:tr>
-      <w:tr>
-        <w:tc>
-          <w:tcPr>
-            <w:tcW w:type="dxa" w:w="2160"/>
-          </w:tcPr>
-          <w:p>
-            <w:r>
-              <w:t>迪摩科技有限公司</w:t>
-            </w:r>
-          </w:p>
-        </w:tc>
-        <w:tc>
-          <w:tcPr>
-            <w:tcW w:type="dxa" w:w="2160"/>
-          </w:tcPr>
-          <w:p>
-            <w:r>
-              <w:t>人工智能</w:t>
-            </w:r>
-          </w:p>
-        </w:tc>
-        <w:tc>
-          <w:tcPr>
-            <w:tcW w:type="dxa" w:w="2160"/>
-          </w:tcPr>
-          <w:p>
-            <w:r>
-              <w:t>581亿</w:t>
-            </w:r>
-          </w:p>
-        </w:tc>
-        <w:tc>
-          <w:tcPr>
-            <w:tcW w:type="dxa" w:w="2160"/>
-          </w:tcPr>
-          <w:p>
-            <w:r>
-              <w:t>17%</w:t>
-            </w:r>
-          </w:p>
-        </w:tc>
-      </w:tr>
-      <w:tr>
-        <w:tc>
-          <w:tcPr>
-            <w:tcW w:type="dxa" w:w="2160"/>
-          </w:tcPr>
-          <w:p>
-            <w:r>
-              <w:t>快讯网络有限公司</w:t>
-            </w:r>
-          </w:p>
-        </w:tc>
-        <w:tc>
-          <w:tcPr>
-            <w:tcW w:type="dxa" w:w="2160"/>
-          </w:tcPr>
-          <w:p>
-            <w:r>
-              <w:t>新能源</w:t>
-            </w:r>
-          </w:p>
-        </w:tc>
-        <w:tc>
-          <w:tcPr>
-            <w:tcW w:type="dxa" w:w="2160"/>
-          </w:tcPr>
-          <w:p>
-            <w:r>
-              <w:t>562亿</w:t>
-            </w:r>
-          </w:p>
-        </w:tc>
-        <w:tc>
-          <w:tcPr>
-            <w:tcW w:type="dxa" w:w="2160"/>
-          </w:tcPr>
-          <w:p>
-            <w:r>
-              <w:t>24%</w:t>
-            </w:r>
-          </w:p>
-        </w:tc>
-      </w:tr>
-      <w:tr>
-        <w:tc>
-          <w:tcPr>
-            <w:tcW w:type="dxa" w:w="2160"/>
-          </w:tcPr>
-          <w:p>
-            <w:r>
-              <w:t>南康网络有限公司</w:t>
-            </w:r>
-          </w:p>
-        </w:tc>
-        <w:tc>
-          <w:tcPr>
-            <w:tcW w:type="dxa" w:w="2160"/>
-          </w:tcPr>
-          <w:p>
-            <w:r>
-              <w:t>消费科技</w:t>
-            </w:r>
-          </w:p>
-        </w:tc>
-        <w:tc>
-          <w:tcPr>
-            <w:tcW w:type="dxa" w:w="2160"/>
-          </w:tcPr>
-          <w:p>
-            <w:r>
-              <w:t>560亿</w:t>
-            </w:r>
-          </w:p>
-        </w:tc>
-        <w:tc>
-          <w:tcPr>
-            <w:tcW w:type="dxa" w:w="2160"/>
-          </w:tcPr>
-          <w:p>
-            <w:r>
-              <w:t>8%</w:t>
-            </w:r>
-          </w:p>
-        </w:tc>
-      </w:tr>
-      <w:tr>
-        <w:tc>
-          <w:tcPr>
-            <w:tcW w:type="dxa" w:w="2160"/>
-          </w:tcPr>
-          <w:p>
-            <w:r>
-              <w:t>精芯信息有限公司</w:t>
-            </w:r>
-          </w:p>
-        </w:tc>
-        <w:tc>
-          <w:tcPr>
-            <w:tcW w:type="dxa" w:w="2160"/>
-          </w:tcPr>
-          <w:p>
-            <w:r>
-              <w:t>消费科技</w:t>
-            </w:r>
-          </w:p>
-        </w:tc>
-        <w:tc>
-          <w:tcPr>
-            <w:tcW w:type="dxa" w:w="2160"/>
-          </w:tcPr>
-          <w:p>
-            <w:r>
-              <w:t>266亿</w:t>
-            </w:r>
-          </w:p>
-        </w:tc>
-        <w:tc>
-          <w:tcPr>
-            <w:tcW w:type="dxa" w:w="2160"/>
-          </w:tcPr>
-          <w:p>
-            <w:r>
-              <w:t>11%</w:t>
-            </w:r>
-          </w:p>
-        </w:tc>
-      </w:tr>
-      <w:tr>
-        <w:tc>
-          <w:tcPr>
-            <w:tcW w:type="dxa" w:w="2160"/>
-          </w:tcPr>
-          <w:p>
-            <w:r>
-              <w:t>东方峻景传媒有限公司</w:t>
-            </w:r>
-          </w:p>
-        </w:tc>
-        <w:tc>
-          <w:tcPr>
-            <w:tcW w:type="dxa" w:w="2160"/>
-          </w:tcPr>
-          <w:p>
-            <w:r>
-              <w:t>新能源</w:t>
-            </w:r>
-          </w:p>
-        </w:tc>
-        <w:tc>
-          <w:tcPr>
-            <w:tcW w:type="dxa" w:w="2160"/>
-          </w:tcPr>
-          <w:p>
-            <w:r>
-              <w:t>408亿</w:t>
-            </w:r>
-          </w:p>
-        </w:tc>
-        <w:tc>
-          <w:tcPr>
-            <w:tcW w:type="dxa" w:w="2160"/>
-          </w:tcPr>
-          <w:p>
-            <w:r>
-              <w:t>8%</w:t>
-            </w:r>
-          </w:p>
-        </w:tc>
-      </w:tr>
-      <w:tr>
-        <w:tc>
-          <w:tcPr>
-            <w:tcW w:type="dxa" w:w="2160"/>
-          </w:tcPr>
-          <w:p>
-            <w:r>
-              <w:t>创亿网络有限公司</w:t>
-            </w:r>
-          </w:p>
-        </w:tc>
-        <w:tc>
-          <w:tcPr>
-            <w:tcW w:type="dxa" w:w="2160"/>
-          </w:tcPr>
-          <w:p>
-            <w:r>
-              <w:t>云计算</w:t>
-            </w:r>
-          </w:p>
-        </w:tc>
-        <w:tc>
-          <w:tcPr>
-            <w:tcW w:type="dxa" w:w="2160"/>
-          </w:tcPr>
-          <w:p>
-            <w:r>
-              <w:t>699亿</w:t>
-            </w:r>
-          </w:p>
-        </w:tc>
-        <w:tc>
-          <w:tcPr>
-            <w:tcW w:type="dxa" w:w="2160"/>
-          </w:tcPr>
-          <w:p>
-            <w:r>
-              <w:t>28%</w:t>
-            </w:r>
-          </w:p>
-        </w:tc>
-      </w:tr>
-      <w:tr>
-        <w:tc>
-          <w:tcPr>
-            <w:tcW w:type="dxa" w:w="2160"/>
-          </w:tcPr>
-          <w:p>
-            <w:r>
-              <w:t>精芯科技有限公司</w:t>
-            </w:r>
-          </w:p>
-        </w:tc>
-        <w:tc>
-          <w:tcPr>
-            <w:tcW w:type="dxa" w:w="2160"/>
-          </w:tcPr>
-          <w:p>
-            <w:r>
-              <w:t>云计算</w:t>
-            </w:r>
-          </w:p>
-        </w:tc>
-        <w:tc>
-          <w:tcPr>
-            <w:tcW w:type="dxa" w:w="2160"/>
-          </w:tcPr>
-          <w:p>
-            <w:r>
-              <w:t>630亿</w:t>
-            </w:r>
-          </w:p>
-        </w:tc>
-        <w:tc>
-          <w:tcPr>
-            <w:tcW w:type="dxa" w:w="2160"/>
-          </w:tcPr>
-          <w:p>
-            <w:r>
-              <w:t>23%</w:t>
-            </w:r>
-          </w:p>
-        </w:tc>
-      </w:tr>
-      <w:tr>
-        <w:tc>
-          <w:tcPr>
-            <w:tcW w:type="dxa" w:w="2160"/>
-          </w:tcPr>
-          <w:p>
-            <w:r>
-              <w:t>飞利信科技有限公司</w:t>
-            </w:r>
-          </w:p>
-        </w:tc>
-        <w:tc>
-          <w:tcPr>
-            <w:tcW w:type="dxa" w:w="2160"/>
-          </w:tcPr>
-          <w:p>
-            <w:r>
-              <w:t>新能源</w:t>
-            </w:r>
-          </w:p>
-        </w:tc>
-        <w:tc>
-          <w:tcPr>
-            <w:tcW w:type="dxa" w:w="2160"/>
-          </w:tcPr>
-          <w:p>
-            <w:r>
-              <w:t>638亿</w:t>
-            </w:r>
-          </w:p>
-        </w:tc>
-        <w:tc>
-          <w:tcPr>
-            <w:tcW w:type="dxa" w:w="2160"/>
-          </w:tcPr>
-          <w:p>
-            <w:r>
-              <w:t>25%</w:t>
-            </w:r>
-          </w:p>
-        </w:tc>
-      </w:tr>
-      <w:tr>
-        <w:tc>
-          <w:tcPr>
-            <w:tcW w:type="dxa" w:w="2160"/>
-          </w:tcPr>
-          <w:p>
-            <w:r>
-              <w:t>兰金电子网络有限公司</w:t>
-            </w:r>
-          </w:p>
-        </w:tc>
-        <w:tc>
-          <w:tcPr>
-            <w:tcW w:type="dxa" w:w="2160"/>
-          </w:tcPr>
-          <w:p>
-            <w:r>
-              <w:t>消费科技</w:t>
-            </w:r>
-          </w:p>
-        </w:tc>
-        <w:tc>
-          <w:tcPr>
-            <w:tcW w:type="dxa" w:w="2160"/>
-          </w:tcPr>
-          <w:p>
-            <w:r>
-              <w:t>364亿</w:t>
-            </w:r>
-          </w:p>
-        </w:tc>
-        <w:tc>
-          <w:tcPr>
-            <w:tcW w:type="dxa" w:w="2160"/>
-          </w:tcPr>
-          <w:p>
-            <w:r>
-              <w:t>18%</w:t>
-            </w:r>
-          </w:p>
-        </w:tc>
-      </w:tr>
-      <w:tr>
-        <w:tc>
-          <w:tcPr>
-            <w:tcW w:type="dxa" w:w="2160"/>
-          </w:tcPr>
-          <w:p>
-            <w:r>
-              <w:t>艾提科信科技有限公司</w:t>
-            </w:r>
-          </w:p>
-        </w:tc>
-        <w:tc>
-          <w:tcPr>
-            <w:tcW w:type="dxa" w:w="2160"/>
-          </w:tcPr>
-          <w:p>
-            <w:r>
-              <w:t>机器人</w:t>
-            </w:r>
-          </w:p>
-        </w:tc>
-        <w:tc>
-          <w:tcPr>
-            <w:tcW w:type="dxa" w:w="2160"/>
-          </w:tcPr>
-          <w:p>
-            <w:r>
-              <w:t>265亿</w:t>
-            </w:r>
-          </w:p>
-        </w:tc>
-        <w:tc>
-          <w:tcPr>
-            <w:tcW w:type="dxa" w:w="2160"/>
-          </w:tcPr>
-          <w:p>
-            <w:r>
-              <w:t>29%</w:t>
-            </w:r>
-          </w:p>
-        </w:tc>
-      </w:tr>
-      <w:tr>
-        <w:tc>
-          <w:tcPr>
-            <w:tcW w:type="dxa" w:w="2160"/>
-          </w:tcPr>
-          <w:p>
-            <w:r>
-              <w:t>九方网络有限公司</w:t>
-            </w:r>
-          </w:p>
-        </w:tc>
-        <w:tc>
-          <w:tcPr>
-            <w:tcW w:type="dxa" w:w="2160"/>
-          </w:tcPr>
-          <w:p>
-            <w:r>
-              <w:t>新能源</w:t>
-            </w:r>
-          </w:p>
-        </w:tc>
-        <w:tc>
-          <w:tcPr>
-            <w:tcW w:type="dxa" w:w="2160"/>
-          </w:tcPr>
-          <w:p>
-            <w:r>
-              <w:t>403亿</w:t>
-            </w:r>
-          </w:p>
-        </w:tc>
-        <w:tc>
-          <w:tcPr>
-            <w:tcW w:type="dxa" w:w="2160"/>
-          </w:tcPr>
-          <w:p>
-            <w:r>
-              <w:t>12%</w:t>
-            </w:r>
-          </w:p>
-        </w:tc>
-      </w:tr>
-      <w:tr>
-        <w:tc>
-          <w:tcPr>
-            <w:tcW w:type="dxa" w:w="2160"/>
-          </w:tcPr>
-          <w:p>
-            <w:r>
-              <w:t>昊嘉网络有限公司</w:t>
-            </w:r>
-          </w:p>
-        </w:tc>
-        <w:tc>
-          <w:tcPr>
-            <w:tcW w:type="dxa" w:w="2160"/>
-          </w:tcPr>
-          <w:p>
-            <w:r>
-              <w:t>新能源</w:t>
-            </w:r>
-          </w:p>
-        </w:tc>
-        <w:tc>
-          <w:tcPr>
-            <w:tcW w:type="dxa" w:w="2160"/>
-          </w:tcPr>
-          <w:p>
-            <w:r>
-              <w:t>795亿</w:t>
-            </w:r>
-          </w:p>
-        </w:tc>
-        <w:tc>
-          <w:tcPr>
-            <w:tcW w:type="dxa" w:w="2160"/>
-          </w:tcPr>
-          <w:p>
-            <w:r>
-              <w:t>18%</w:t>
-            </w:r>
-          </w:p>
-        </w:tc>
-      </w:tr>
-      <w:tr>
-        <w:tc>
-          <w:tcPr>
-            <w:tcW w:type="dxa" w:w="2160"/>
-          </w:tcPr>
-          <w:p>
-            <w:r>
-              <w:t>鸿睿思博网络有限公司</w:t>
-            </w:r>
-          </w:p>
-        </w:tc>
-        <w:tc>
-          <w:tcPr>
-            <w:tcW w:type="dxa" w:w="2160"/>
-          </w:tcPr>
-          <w:p>
-            <w:r>
-              <w:t>新能源</w:t>
-            </w:r>
-          </w:p>
-        </w:tc>
-        <w:tc>
-          <w:tcPr>
-            <w:tcW w:type="dxa" w:w="2160"/>
-          </w:tcPr>
-          <w:p>
-            <w:r>
-              <w:t>139亿</w:t>
-            </w:r>
-          </w:p>
-        </w:tc>
-        <w:tc>
-          <w:tcPr>
-            <w:tcW w:type="dxa" w:w="2160"/>
-          </w:tcPr>
-          <w:p>
-            <w:r>
-              <w:t>5%</w:t>
-            </w:r>
-          </w:p>
-        </w:tc>
-      </w:tr>
-    </w:tbl>
-    <w:p>
-      <w:pPr>
-        <w:pStyle w:val="Heading1"/>
-      </w:pPr>
-      <w:r>
-        <w:t>行业分析 3</w:t>
-      </w:r>
-    </w:p>
-    <w:p>
-      <w:r>
-        <w:br/>
-        <w:t>从产业链角度看，机器人 行业主要由上游设备厂商、</w:t>
-        <w:br/>
-        <w:t>中游平台企业以及下游应用厂商组成。</w:t>
-        <w:br/>
-        <w:t>济南亿次元网络有限公司 主要位于产业链的 下游 环节。</w:t>
-        <w:br/>
-      </w:r>
-    </w:p>
-    <w:p>
-      <w:r>
-        <w:br/>
-        <w:t>从产业链角度看，新能源 行业主要由上游设备厂商、</w:t>
-        <w:br/>
-        <w:t>中游平台企业以及下游应用厂商组成。</w:t>
-        <w:br/>
-        <w:t>九方网络有限公司 主要位于产业链的 下游 环节。</w:t>
-        <w:br/>
-      </w:r>
-    </w:p>
-    <w:p>
-      <w:r>
-        <w:br/>
-        <w:t>华辰资本旗下的 HC Global Macro Fund 在最近的资产配置会议中</w:t>
-        <w:br/>
-        <w:t>讨论了 新能源 行业的投资机会，并对 九方网络有限公司</w:t>
-        <w:br/>
-        <w:t>进行了重点评估。</w:t>
-        <w:br/>
-      </w:r>
-    </w:p>
-    <w:p>
-      <w:r>
-        <w:br/>
-        <w:t>华辰资本旗下的 HC Energy Transition Fund 在最近的资产配置会议中</w:t>
-        <w:br/>
-        <w:t>讨论了 医疗科技 行业的投资机会，并对 创亿信息有限公司</w:t>
-        <w:br/>
-        <w:t>进行了重点评估。</w:t>
-        <w:br/>
-      </w:r>
-    </w:p>
-    <w:p>
-      <w:r>
-        <w:br/>
-        <w:t>华辰资本旗下的 HC Global Macro Fund 在最近的资产配置会议中</w:t>
-        <w:br/>
-        <w:t>讨论了 云计算 行业的投资机会，并对 国讯网络有限公司</w:t>
-        <w:br/>
-        <w:t>进行了重点评估。</w:t>
-        <w:br/>
-      </w:r>
-    </w:p>
-    <w:p>
-      <w:r>
-        <w:br/>
-        <w:t>风险管理部认为，新能源 行业仍然面临若干</w:t>
-        <w:br/>
-        <w:t>不确定性因素，包括技术迭代风险、政策变化、</w:t>
-        <w:br/>
-        <w:t>以及市场竞争加剧等问题。</w:t>
-        <w:br/>
-      </w:r>
-    </w:p>
-    <w:p>
-      <w:r>
-        <w:br/>
-        <w:t>华辰资本旗下的 HC AI Innovation Fund 在最近的资产配置会议中</w:t>
-        <w:br/>
-        <w:t>讨论了 新能源 行业的投资机会，并对 昊嘉网络有限公司</w:t>
-        <w:br/>
-        <w:t>进行了重点评估。</w:t>
-        <w:br/>
-      </w:r>
-    </w:p>
-    <w:p>
-      <w:r>
-        <w:br/>
-        <w:t>佳禾科技有限公司 是中国 半导体 行业的重要企业之一。</w:t>
-        <w:br/>
-        <w:t>根据华辰资本 风险管理部 的研究，该公司成立于 2015 年，</w:t>
-        <w:br/>
-        <w:t>目前员工规模约 3623 人。公司近年来持续加大研发投入，</w:t>
-        <w:br/>
-        <w:t>在核心技术方面形成了较强的竞争壁垒。</w:t>
-        <w:br/>
-      </w:r>
-    </w:p>
-    <w:tbl>
-      <w:tblPr>
-        <w:tblW w:type="auto" w:w="0"/>
-        <w:tblLook w:firstColumn="1" w:firstRow="1" w:lastColumn="0" w:lastRow="0" w:noHBand="0" w:noVBand="1" w:val="04A0"/>
-      </w:tblPr>
-      <w:tblGrid>
-        <w:gridCol w:w="2160"/>
-        <w:gridCol w:w="2160"/>
-        <w:gridCol w:w="2160"/>
-        <w:gridCol w:w="2160"/>
-      </w:tblGrid>
-      <w:tr>
-        <w:tc>
-          <w:tcPr>
-            <w:tcW w:type="dxa" w:w="2160"/>
-          </w:tcPr>
-          <w:p>
-            <w:r>
-              <w:t>公司</w:t>
-            </w:r>
-          </w:p>
-        </w:tc>
-        <w:tc>
-          <w:tcPr>
-            <w:tcW w:type="dxa" w:w="2160"/>
-          </w:tcPr>
-          <w:p>
-            <w:r>
-              <w:t>行业</w:t>
-            </w:r>
-          </w:p>
-        </w:tc>
-        <w:tc>
-          <w:tcPr>
-            <w:tcW w:type="dxa" w:w="2160"/>
-          </w:tcPr>
-          <w:p>
-            <w:r>
-              <w:t>市值</w:t>
-            </w:r>
-          </w:p>
-        </w:tc>
-        <w:tc>
-          <w:tcPr>
-            <w:tcW w:type="dxa" w:w="2160"/>
-          </w:tcPr>
-          <w:p>
-            <w:r>
-              <w:t>增长率</w:t>
-            </w:r>
-          </w:p>
-        </w:tc>
-      </w:tr>
-      <w:tr>
-        <w:tc>
-          <w:tcPr>
-            <w:tcW w:type="dxa" w:w="2160"/>
-          </w:tcPr>
-          <w:p>
-            <w:r>
-              <w:t>新宇龙信息传媒有限公司</w:t>
-            </w:r>
-          </w:p>
-        </w:tc>
-        <w:tc>
-          <w:tcPr>
-            <w:tcW w:type="dxa" w:w="2160"/>
-          </w:tcPr>
-          <w:p>
-            <w:r>
-              <w:t>机器人</w:t>
-            </w:r>
-          </w:p>
-        </w:tc>
-        <w:tc>
-          <w:tcPr>
-            <w:tcW w:type="dxa" w:w="2160"/>
-          </w:tcPr>
-          <w:p>
-            <w:r>
-              <w:t>428亿</w:t>
-            </w:r>
-          </w:p>
-        </w:tc>
-        <w:tc>
-          <w:tcPr>
-            <w:tcW w:type="dxa" w:w="2160"/>
-          </w:tcPr>
-          <w:p>
-            <w:r>
-              <w:t>7%</w:t>
-            </w:r>
-          </w:p>
-        </w:tc>
-      </w:tr>
-      <w:tr>
-        <w:tc>
-          <w:tcPr>
-            <w:tcW w:type="dxa" w:w="2160"/>
-          </w:tcPr>
-          <w:p>
-            <w:r>
-              <w:t>天益信息有限公司</w:t>
-            </w:r>
-          </w:p>
-        </w:tc>
-        <w:tc>
-          <w:tcPr>
-            <w:tcW w:type="dxa" w:w="2160"/>
-          </w:tcPr>
-          <w:p>
-            <w:r>
-              <w:t>云计算</w:t>
-            </w:r>
-          </w:p>
-        </w:tc>
-        <w:tc>
-          <w:tcPr>
-            <w:tcW w:type="dxa" w:w="2160"/>
-          </w:tcPr>
-          <w:p>
-            <w:r>
-              <w:t>317亿</w:t>
-            </w:r>
-          </w:p>
-        </w:tc>
-        <w:tc>
-          <w:tcPr>
-            <w:tcW w:type="dxa" w:w="2160"/>
-          </w:tcPr>
-          <w:p>
-            <w:r>
-              <w:t>6%</w:t>
-            </w:r>
-          </w:p>
-        </w:tc>
-      </w:tr>
-      <w:tr>
-        <w:tc>
-          <w:tcPr>
-            <w:tcW w:type="dxa" w:w="2160"/>
-          </w:tcPr>
-          <w:p>
-            <w:r>
-              <w:t>艾提科信科技有限公司</w:t>
-            </w:r>
-          </w:p>
-        </w:tc>
-        <w:tc>
-          <w:tcPr>
-            <w:tcW w:type="dxa" w:w="2160"/>
-          </w:tcPr>
-          <w:p>
-            <w:r>
-              <w:t>机器人</w:t>
-            </w:r>
-          </w:p>
-        </w:tc>
-        <w:tc>
-          <w:tcPr>
-            <w:tcW w:type="dxa" w:w="2160"/>
-          </w:tcPr>
-          <w:p>
-            <w:r>
-              <w:t>737亿</w:t>
-            </w:r>
-          </w:p>
-        </w:tc>
-        <w:tc>
-          <w:tcPr>
-            <w:tcW w:type="dxa" w:w="2160"/>
-          </w:tcPr>
-          <w:p>
-            <w:r>
-              <w:t>28%</w:t>
-            </w:r>
-          </w:p>
-        </w:tc>
-      </w:tr>
-      <w:tr>
-        <w:tc>
-          <w:tcPr>
-            <w:tcW w:type="dxa" w:w="2160"/>
-          </w:tcPr>
-          <w:p>
-            <w:r>
-              <w:t>九方信息有限公司</w:t>
-            </w:r>
-          </w:p>
-        </w:tc>
-        <w:tc>
-          <w:tcPr>
-            <w:tcW w:type="dxa" w:w="2160"/>
-          </w:tcPr>
-          <w:p>
-            <w:r>
-              <w:t>新能源</w:t>
-            </w:r>
-          </w:p>
-        </w:tc>
-        <w:tc>
-          <w:tcPr>
-            <w:tcW w:type="dxa" w:w="2160"/>
-          </w:tcPr>
-          <w:p>
-            <w:r>
-              <w:t>509亿</w:t>
-            </w:r>
-          </w:p>
-        </w:tc>
-        <w:tc>
-          <w:tcPr>
-            <w:tcW w:type="dxa" w:w="2160"/>
-          </w:tcPr>
-          <w:p>
-            <w:r>
-              <w:t>29%</w:t>
-            </w:r>
-          </w:p>
-        </w:tc>
-      </w:tr>
-      <w:tr>
-        <w:tc>
-          <w:tcPr>
-            <w:tcW w:type="dxa" w:w="2160"/>
-          </w:tcPr>
-          <w:p>
-            <w:r>
-              <w:t>新宇龙信息传媒有限公司</w:t>
-            </w:r>
-          </w:p>
-        </w:tc>
-        <w:tc>
-          <w:tcPr>
-            <w:tcW w:type="dxa" w:w="2160"/>
-          </w:tcPr>
-          <w:p>
-            <w:r>
-              <w:t>机器人</w:t>
-            </w:r>
-          </w:p>
-        </w:tc>
-        <w:tc>
-          <w:tcPr>
-            <w:tcW w:type="dxa" w:w="2160"/>
-          </w:tcPr>
-          <w:p>
-            <w:r>
-              <w:t>536亿</w:t>
-            </w:r>
-          </w:p>
-        </w:tc>
-        <w:tc>
-          <w:tcPr>
-            <w:tcW w:type="dxa" w:w="2160"/>
-          </w:tcPr>
-          <w:p>
-            <w:r>
-              <w:t>25%</w:t>
-            </w:r>
-          </w:p>
-        </w:tc>
-      </w:tr>
-      <w:tr>
-        <w:tc>
-          <w:tcPr>
-            <w:tcW w:type="dxa" w:w="2160"/>
-          </w:tcPr>
-          <w:p>
-            <w:r>
-              <w:t>南康网络有限公司</w:t>
-            </w:r>
-          </w:p>
-        </w:tc>
-        <w:tc>
-          <w:tcPr>
-            <w:tcW w:type="dxa" w:w="2160"/>
-          </w:tcPr>
-          <w:p>
-            <w:r>
-              <w:t>消费科技</w:t>
-            </w:r>
-          </w:p>
-        </w:tc>
-        <w:tc>
-          <w:tcPr>
-            <w:tcW w:type="dxa" w:w="2160"/>
-          </w:tcPr>
-          <w:p>
-            <w:r>
-              <w:t>789亿</w:t>
-            </w:r>
-          </w:p>
-        </w:tc>
-        <w:tc>
-          <w:tcPr>
-            <w:tcW w:type="dxa" w:w="2160"/>
-          </w:tcPr>
-          <w:p>
-            <w:r>
-              <w:t>28%</w:t>
-            </w:r>
-          </w:p>
-        </w:tc>
-      </w:tr>
-      <w:tr>
-        <w:tc>
-          <w:tcPr>
-            <w:tcW w:type="dxa" w:w="2160"/>
-          </w:tcPr>
-          <w:p>
-            <w:r>
-              <w:t>天益科技有限公司</w:t>
-            </w:r>
-          </w:p>
-        </w:tc>
-        <w:tc>
-          <w:tcPr>
-            <w:tcW w:type="dxa" w:w="2160"/>
-          </w:tcPr>
-          <w:p>
-            <w:r>
-              <w:t>半导体</w:t>
-            </w:r>
-          </w:p>
-        </w:tc>
-        <w:tc>
-          <w:tcPr>
-            <w:tcW w:type="dxa" w:w="2160"/>
-          </w:tcPr>
-          <w:p>
-            <w:r>
-              <w:t>128亿</w:t>
-            </w:r>
-          </w:p>
-        </w:tc>
-        <w:tc>
-          <w:tcPr>
-            <w:tcW w:type="dxa" w:w="2160"/>
-          </w:tcPr>
-          <w:p>
-            <w:r>
-              <w:t>9%</w:t>
-            </w:r>
-          </w:p>
-        </w:tc>
-      </w:tr>
-      <w:tr>
-        <w:tc>
-          <w:tcPr>
-            <w:tcW w:type="dxa" w:w="2160"/>
-          </w:tcPr>
-          <w:p>
-            <w:r>
-              <w:t>东方峻景传媒有限公司</w:t>
-            </w:r>
-          </w:p>
-        </w:tc>
-        <w:tc>
-          <w:tcPr>
-            <w:tcW w:type="dxa" w:w="2160"/>
-          </w:tcPr>
-          <w:p>
-            <w:r>
-              <w:t>新能源</w:t>
-            </w:r>
-          </w:p>
-        </w:tc>
-        <w:tc>
-          <w:tcPr>
-            <w:tcW w:type="dxa" w:w="2160"/>
-          </w:tcPr>
-          <w:p>
-            <w:r>
-              <w:t>688亿</w:t>
-            </w:r>
-          </w:p>
-        </w:tc>
-        <w:tc>
-          <w:tcPr>
-            <w:tcW w:type="dxa" w:w="2160"/>
-          </w:tcPr>
-          <w:p>
-            <w:r>
-              <w:t>17%</w:t>
-            </w:r>
-          </w:p>
-        </w:tc>
-      </w:tr>
-      <w:tr>
-        <w:tc>
-          <w:tcPr>
-            <w:tcW w:type="dxa" w:w="2160"/>
-          </w:tcPr>
-          <w:p>
-            <w:r>
-              <w:t>鸿睿思博信息有限公司</w:t>
-            </w:r>
-          </w:p>
-        </w:tc>
-        <w:tc>
-          <w:tcPr>
-            <w:tcW w:type="dxa" w:w="2160"/>
-          </w:tcPr>
-          <w:p>
-            <w:r>
-              <w:t>半导体</w:t>
-            </w:r>
-          </w:p>
-        </w:tc>
-        <w:tc>
-          <w:tcPr>
-            <w:tcW w:type="dxa" w:w="2160"/>
-          </w:tcPr>
-          <w:p>
-            <w:r>
-              <w:t>552亿</w:t>
-            </w:r>
-          </w:p>
-        </w:tc>
-        <w:tc>
-          <w:tcPr>
-            <w:tcW w:type="dxa" w:w="2160"/>
-          </w:tcPr>
-          <w:p>
-            <w:r>
-              <w:t>20%</w:t>
-            </w:r>
-          </w:p>
-        </w:tc>
-      </w:tr>
-      <w:tr>
-        <w:tc>
-          <w:tcPr>
-            <w:tcW w:type="dxa" w:w="2160"/>
-          </w:tcPr>
-          <w:p>
-            <w:r>
-              <w:t>创亿信息有限公司</w:t>
-            </w:r>
-          </w:p>
-        </w:tc>
-        <w:tc>
-          <w:tcPr>
-            <w:tcW w:type="dxa" w:w="2160"/>
-          </w:tcPr>
-          <w:p>
-            <w:r>
-              <w:t>医疗科技</w:t>
-            </w:r>
-          </w:p>
-        </w:tc>
-        <w:tc>
-          <w:tcPr>
-            <w:tcW w:type="dxa" w:w="2160"/>
-          </w:tcPr>
-          <w:p>
-            <w:r>
-              <w:t>264亿</w:t>
-            </w:r>
-          </w:p>
-        </w:tc>
-        <w:tc>
-          <w:tcPr>
-            <w:tcW w:type="dxa" w:w="2160"/>
-          </w:tcPr>
-          <w:p>
-            <w:r>
-              <w:t>15%</w:t>
-            </w:r>
-          </w:p>
-        </w:tc>
-      </w:tr>
-      <w:tr>
-        <w:tc>
-          <w:tcPr>
-            <w:tcW w:type="dxa" w:w="2160"/>
-          </w:tcPr>
-          <w:p>
-            <w:r>
-              <w:t>创亿网络有限公司</w:t>
-            </w:r>
-          </w:p>
-        </w:tc>
-        <w:tc>
-          <w:tcPr>
-            <w:tcW w:type="dxa" w:w="2160"/>
-          </w:tcPr>
-          <w:p>
-            <w:r>
-              <w:t>云计算</w:t>
-            </w:r>
-          </w:p>
-        </w:tc>
-        <w:tc>
-          <w:tcPr>
-            <w:tcW w:type="dxa" w:w="2160"/>
-          </w:tcPr>
-          <w:p>
-            <w:r>
-              <w:t>203亿</w:t>
-            </w:r>
-          </w:p>
-        </w:tc>
-        <w:tc>
-          <w:tcPr>
-            <w:tcW w:type="dxa" w:w="2160"/>
-          </w:tcPr>
-          <w:p>
-            <w:r>
-              <w:t>13%</w:t>
-            </w:r>
-          </w:p>
-        </w:tc>
-      </w:tr>
-      <w:tr>
-        <w:tc>
-          <w:tcPr>
-            <w:tcW w:type="dxa" w:w="2160"/>
-          </w:tcPr>
-          <w:p>
-            <w:r>
-              <w:t>东方峻景传媒有限公司</w:t>
-            </w:r>
-          </w:p>
-        </w:tc>
-        <w:tc>
-          <w:tcPr>
-            <w:tcW w:type="dxa" w:w="2160"/>
-          </w:tcPr>
-          <w:p>
-            <w:r>
-              <w:t>新能源</w:t>
-            </w:r>
-          </w:p>
-        </w:tc>
-        <w:tc>
-          <w:tcPr>
-            <w:tcW w:type="dxa" w:w="2160"/>
-          </w:tcPr>
-          <w:p>
-            <w:r>
-              <w:t>284亿</w:t>
-            </w:r>
-          </w:p>
-        </w:tc>
-        <w:tc>
-          <w:tcPr>
-            <w:tcW w:type="dxa" w:w="2160"/>
-          </w:tcPr>
-          <w:p>
-            <w:r>
-              <w:t>20%</w:t>
-            </w:r>
-          </w:p>
-        </w:tc>
-      </w:tr>
-      <w:tr>
-        <w:tc>
-          <w:tcPr>
-            <w:tcW w:type="dxa" w:w="2160"/>
-          </w:tcPr>
-          <w:p>
-            <w:r>
-              <w:t>九方信息有限公司</w:t>
-            </w:r>
-          </w:p>
-        </w:tc>
-        <w:tc>
-          <w:tcPr>
-            <w:tcW w:type="dxa" w:w="2160"/>
-          </w:tcPr>
-          <w:p>
-            <w:r>
-              <w:t>新能源</w:t>
-            </w:r>
-          </w:p>
-        </w:tc>
-        <w:tc>
-          <w:tcPr>
-            <w:tcW w:type="dxa" w:w="2160"/>
-          </w:tcPr>
-          <w:p>
-            <w:r>
-              <w:t>195亿</w:t>
-            </w:r>
-          </w:p>
-        </w:tc>
-        <w:tc>
-          <w:tcPr>
-            <w:tcW w:type="dxa" w:w="2160"/>
-          </w:tcPr>
-          <w:p>
-            <w:r>
-              <w:t>5%</w:t>
-            </w:r>
-          </w:p>
-        </w:tc>
-      </w:tr>
-      <w:tr>
-        <w:tc>
-          <w:tcPr>
-            <w:tcW w:type="dxa" w:w="2160"/>
-          </w:tcPr>
-          <w:p>
-            <w:r>
-              <w:t>精芯信息有限公司</w:t>
-            </w:r>
-          </w:p>
-        </w:tc>
-        <w:tc>
-          <w:tcPr>
-            <w:tcW w:type="dxa" w:w="2160"/>
-          </w:tcPr>
-          <w:p>
-            <w:r>
-              <w:t>消费科技</w:t>
-            </w:r>
-          </w:p>
-        </w:tc>
-        <w:tc>
-          <w:tcPr>
-            <w:tcW w:type="dxa" w:w="2160"/>
-          </w:tcPr>
-          <w:p>
-            <w:r>
-              <w:t>253亿</w:t>
-            </w:r>
-          </w:p>
-        </w:tc>
-        <w:tc>
-          <w:tcPr>
-            <w:tcW w:type="dxa" w:w="2160"/>
-          </w:tcPr>
-          <w:p>
-            <w:r>
-              <w:t>18%</w:t>
-            </w:r>
-          </w:p>
-        </w:tc>
-      </w:tr>
-      <w:tr>
-        <w:tc>
-          <w:tcPr>
-            <w:tcW w:type="dxa" w:w="2160"/>
-          </w:tcPr>
-          <w:p>
-            <w:r>
-              <w:t>凌云网络有限公司</w:t>
-            </w:r>
-          </w:p>
-        </w:tc>
-        <w:tc>
-          <w:tcPr>
-            <w:tcW w:type="dxa" w:w="2160"/>
-          </w:tcPr>
-          <w:p>
-            <w:r>
-              <w:t>医疗科技</w:t>
-            </w:r>
-          </w:p>
-        </w:tc>
-        <w:tc>
-          <w:tcPr>
-            <w:tcW w:type="dxa" w:w="2160"/>
-          </w:tcPr>
-          <w:p>
-            <w:r>
-              <w:t>481亿</w:t>
-            </w:r>
-          </w:p>
-        </w:tc>
-        <w:tc>
-          <w:tcPr>
-            <w:tcW w:type="dxa" w:w="2160"/>
-          </w:tcPr>
-          <w:p>
-            <w:r>
-              <w:t>26%</w:t>
-            </w:r>
-          </w:p>
-        </w:tc>
-      </w:tr>
-    </w:tbl>
-    <w:p>
-      <w:pPr>
-        <w:pStyle w:val="Heading1"/>
-      </w:pPr>
-      <w:r>
-        <w:t>行业分析 4</w:t>
-      </w:r>
-    </w:p>
-    <w:p>
-      <w:r>
-        <w:br/>
-        <w:t>风险管理部认为，人工智能 行业仍然面临若干</w:t>
-        <w:br/>
-        <w:t>不确定性因素，包括技术迭代风险、政策变化、</w:t>
-        <w:br/>
-        <w:t>以及市场竞争加剧等问题。</w:t>
-        <w:br/>
-      </w:r>
-    </w:p>
-    <w:p>
-      <w:r>
-        <w:br/>
-        <w:t>华辰资本旗下的 HC Energy Transition Fund 在最近的资产配置会议中</w:t>
-        <w:br/>
-        <w:t>讨论了 消费科技 行业的投资机会，并对 兰金电子网络有限公司</w:t>
-        <w:br/>
-        <w:t>进行了重点评估。</w:t>
-        <w:br/>
-      </w:r>
-    </w:p>
-    <w:p>
-      <w:r>
-        <w:br/>
-        <w:t>根据内部财务模型测算，浦华众城科技有限公司 在未来三年</w:t>
-        <w:br/>
-        <w:t>收入复合增长率预计可达到 16% 左右。</w:t>
-        <w:br/>
-        <w:t>该预测基于行业需求增长以及公司产能扩张计划。</w:t>
-        <w:br/>
-      </w:r>
-    </w:p>
-    <w:p>
-      <w:r>
-        <w:br/>
-        <w:t>济南亿次元网络有限公司 是中国 机器人 行业的重要企业之一。</w:t>
-        <w:br/>
-        <w:t>根据华辰资本 风险管理部 的研究，该公司成立于 2012 年，</w:t>
-        <w:br/>
-        <w:t>目前员工规模约 5029 人。公司近年来持续加大研发投入，</w:t>
+        <w:t>目前员工规模约 2688 人。公司近年来持续加大研发投入，</w:t>
         <w:br/>
         <w:t>在核心技术方面形成了较强的竞争壁垒。</w:t>
         <w:br/>
@@ -2420,11 +851,22 @@
     <w:p>
       <w:r>
         <w:br/>
-        <w:t>飞利信科技有限公司 是中国 新能源 行业的重要企业之一。</w:t>
+        <w:t>华辰资本旗下的 HC Global Macro Fund 在最近的资产配置会议中</w:t>
         <w:br/>
-        <w:t>根据华辰资本 投资委员会 的研究，该公司成立于 2005 年，</w:t>
+        <w:t>讨论了 消费科技 行业的投资机会，并对 飞海科技传媒有限公司</w:t>
         <w:br/>
-        <w:t>目前员工规模约 4433 人。公司近年来持续加大研发投入，</w:t>
+        <w:t>进行了重点评估。</w:t>
+        <w:br/>
+      </w:r>
+    </w:p>
+    <w:p>
+      <w:r>
+        <w:br/>
+        <w:t>通际名联科技有限公司 是中国 人工智能 行业的重要企业之一。</w:t>
+        <w:br/>
+        <w:t>根据华辰资本 量化研究部 的研究，该公司成立于 2011 年，</w:t>
+        <w:br/>
+        <w:t>目前员工规模约 6459 人。公司近年来持续加大研发投入，</w:t>
         <w:br/>
         <w:t>在核心技术方面形成了较强的竞争壁垒。</w:t>
         <w:br/>
@@ -2433,7 +875,732 @@
     <w:p>
       <w:r>
         <w:br/>
-        <w:t>风险管理部认为，新能源 行业仍然面临若干</w:t>
+        <w:t>华辰资本旗下的 HC AI Innovation Fund 在最近的资产配置会议中</w:t>
+        <w:br/>
+        <w:t>讨论了 人工智能 行业的投资机会，并对 通际名联科技有限公司</w:t>
+        <w:br/>
+        <w:t>进行了重点评估。</w:t>
+        <w:br/>
+      </w:r>
+    </w:p>
+    <w:p>
+      <w:r>
+        <w:br/>
+        <w:t>风险管理部认为，人工智能 行业仍然面临若干</w:t>
+        <w:br/>
+        <w:t>不确定性因素，包括技术迭代风险、政策变化、</w:t>
+        <w:br/>
+        <w:t>以及市场竞争加剧等问题。</w:t>
+        <w:br/>
+      </w:r>
+    </w:p>
+    <w:tbl>
+      <w:tblPr>
+        <w:tblW w:type="auto" w:w="0"/>
+        <w:tblLook w:firstColumn="1" w:firstRow="1" w:lastColumn="0" w:lastRow="0" w:noHBand="0" w:noVBand="1" w:val="04A0"/>
+      </w:tblPr>
+      <w:tblGrid>
+        <w:gridCol w:w="2160"/>
+        <w:gridCol w:w="2160"/>
+        <w:gridCol w:w="2160"/>
+        <w:gridCol w:w="2160"/>
+      </w:tblGrid>
+      <w:tr>
+        <w:tc>
+          <w:tcPr>
+            <w:tcW w:type="dxa" w:w="2160"/>
+          </w:tcPr>
+          <w:p>
+            <w:r>
+              <w:t>公司</w:t>
+            </w:r>
+          </w:p>
+        </w:tc>
+        <w:tc>
+          <w:tcPr>
+            <w:tcW w:type="dxa" w:w="2160"/>
+          </w:tcPr>
+          <w:p>
+            <w:r>
+              <w:t>行业</w:t>
+            </w:r>
+          </w:p>
+        </w:tc>
+        <w:tc>
+          <w:tcPr>
+            <w:tcW w:type="dxa" w:w="2160"/>
+          </w:tcPr>
+          <w:p>
+            <w:r>
+              <w:t>市值</w:t>
+            </w:r>
+          </w:p>
+        </w:tc>
+        <w:tc>
+          <w:tcPr>
+            <w:tcW w:type="dxa" w:w="2160"/>
+          </w:tcPr>
+          <w:p>
+            <w:r>
+              <w:t>增长率</w:t>
+            </w:r>
+          </w:p>
+        </w:tc>
+      </w:tr>
+      <w:tr>
+        <w:tc>
+          <w:tcPr>
+            <w:tcW w:type="dxa" w:w="2160"/>
+          </w:tcPr>
+          <w:p>
+            <w:r>
+              <w:t>华泰通安传媒有限公司</w:t>
+            </w:r>
+          </w:p>
+        </w:tc>
+        <w:tc>
+          <w:tcPr>
+            <w:tcW w:type="dxa" w:w="2160"/>
+          </w:tcPr>
+          <w:p>
+            <w:r>
+              <w:t>消费科技</w:t>
+            </w:r>
+          </w:p>
+        </w:tc>
+        <w:tc>
+          <w:tcPr>
+            <w:tcW w:type="dxa" w:w="2160"/>
+          </w:tcPr>
+          <w:p>
+            <w:r>
+              <w:t>313亿</w:t>
+            </w:r>
+          </w:p>
+        </w:tc>
+        <w:tc>
+          <w:tcPr>
+            <w:tcW w:type="dxa" w:w="2160"/>
+          </w:tcPr>
+          <w:p>
+            <w:r>
+              <w:t>6%</w:t>
+            </w:r>
+          </w:p>
+        </w:tc>
+      </w:tr>
+      <w:tr>
+        <w:tc>
+          <w:tcPr>
+            <w:tcW w:type="dxa" w:w="2160"/>
+          </w:tcPr>
+          <w:p>
+            <w:r>
+              <w:t>明腾传媒有限公司</w:t>
+            </w:r>
+          </w:p>
+        </w:tc>
+        <w:tc>
+          <w:tcPr>
+            <w:tcW w:type="dxa" w:w="2160"/>
+          </w:tcPr>
+          <w:p>
+            <w:r>
+              <w:t>人工智能</w:t>
+            </w:r>
+          </w:p>
+        </w:tc>
+        <w:tc>
+          <w:tcPr>
+            <w:tcW w:type="dxa" w:w="2160"/>
+          </w:tcPr>
+          <w:p>
+            <w:r>
+              <w:t>647亿</w:t>
+            </w:r>
+          </w:p>
+        </w:tc>
+        <w:tc>
+          <w:tcPr>
+            <w:tcW w:type="dxa" w:w="2160"/>
+          </w:tcPr>
+          <w:p>
+            <w:r>
+              <w:t>8%</w:t>
+            </w:r>
+          </w:p>
+        </w:tc>
+      </w:tr>
+      <w:tr>
+        <w:tc>
+          <w:tcPr>
+            <w:tcW w:type="dxa" w:w="2160"/>
+          </w:tcPr>
+          <w:p>
+            <w:r>
+              <w:t>昂歌信息信息有限公司</w:t>
+            </w:r>
+          </w:p>
+        </w:tc>
+        <w:tc>
+          <w:tcPr>
+            <w:tcW w:type="dxa" w:w="2160"/>
+          </w:tcPr>
+          <w:p>
+            <w:r>
+              <w:t>消费科技</w:t>
+            </w:r>
+          </w:p>
+        </w:tc>
+        <w:tc>
+          <w:tcPr>
+            <w:tcW w:type="dxa" w:w="2160"/>
+          </w:tcPr>
+          <w:p>
+            <w:r>
+              <w:t>178亿</w:t>
+            </w:r>
+          </w:p>
+        </w:tc>
+        <w:tc>
+          <w:tcPr>
+            <w:tcW w:type="dxa" w:w="2160"/>
+          </w:tcPr>
+          <w:p>
+            <w:r>
+              <w:t>24%</w:t>
+            </w:r>
+          </w:p>
+        </w:tc>
+      </w:tr>
+      <w:tr>
+        <w:tc>
+          <w:tcPr>
+            <w:tcW w:type="dxa" w:w="2160"/>
+          </w:tcPr>
+          <w:p>
+            <w:r>
+              <w:t>泰麒麟网络有限公司</w:t>
+            </w:r>
+          </w:p>
+        </w:tc>
+        <w:tc>
+          <w:tcPr>
+            <w:tcW w:type="dxa" w:w="2160"/>
+          </w:tcPr>
+          <w:p>
+            <w:r>
+              <w:t>云计算</w:t>
+            </w:r>
+          </w:p>
+        </w:tc>
+        <w:tc>
+          <w:tcPr>
+            <w:tcW w:type="dxa" w:w="2160"/>
+          </w:tcPr>
+          <w:p>
+            <w:r>
+              <w:t>563亿</w:t>
+            </w:r>
+          </w:p>
+        </w:tc>
+        <w:tc>
+          <w:tcPr>
+            <w:tcW w:type="dxa" w:w="2160"/>
+          </w:tcPr>
+          <w:p>
+            <w:r>
+              <w:t>29%</w:t>
+            </w:r>
+          </w:p>
+        </w:tc>
+      </w:tr>
+      <w:tr>
+        <w:tc>
+          <w:tcPr>
+            <w:tcW w:type="dxa" w:w="2160"/>
+          </w:tcPr>
+          <w:p>
+            <w:r>
+              <w:t>佳禾传媒有限公司</w:t>
+            </w:r>
+          </w:p>
+        </w:tc>
+        <w:tc>
+          <w:tcPr>
+            <w:tcW w:type="dxa" w:w="2160"/>
+          </w:tcPr>
+          <w:p>
+            <w:r>
+              <w:t>云计算</w:t>
+            </w:r>
+          </w:p>
+        </w:tc>
+        <w:tc>
+          <w:tcPr>
+            <w:tcW w:type="dxa" w:w="2160"/>
+          </w:tcPr>
+          <w:p>
+            <w:r>
+              <w:t>736亿</w:t>
+            </w:r>
+          </w:p>
+        </w:tc>
+        <w:tc>
+          <w:tcPr>
+            <w:tcW w:type="dxa" w:w="2160"/>
+          </w:tcPr>
+          <w:p>
+            <w:r>
+              <w:t>28%</w:t>
+            </w:r>
+          </w:p>
+        </w:tc>
+      </w:tr>
+      <w:tr>
+        <w:tc>
+          <w:tcPr>
+            <w:tcW w:type="dxa" w:w="2160"/>
+          </w:tcPr>
+          <w:p>
+            <w:r>
+              <w:t>信诚致远科技有限公司</w:t>
+            </w:r>
+          </w:p>
+        </w:tc>
+        <w:tc>
+          <w:tcPr>
+            <w:tcW w:type="dxa" w:w="2160"/>
+          </w:tcPr>
+          <w:p>
+            <w:r>
+              <w:t>云计算</w:t>
+            </w:r>
+          </w:p>
+        </w:tc>
+        <w:tc>
+          <w:tcPr>
+            <w:tcW w:type="dxa" w:w="2160"/>
+          </w:tcPr>
+          <w:p>
+            <w:r>
+              <w:t>619亿</w:t>
+            </w:r>
+          </w:p>
+        </w:tc>
+        <w:tc>
+          <w:tcPr>
+            <w:tcW w:type="dxa" w:w="2160"/>
+          </w:tcPr>
+          <w:p>
+            <w:r>
+              <w:t>23%</w:t>
+            </w:r>
+          </w:p>
+        </w:tc>
+      </w:tr>
+      <w:tr>
+        <w:tc>
+          <w:tcPr>
+            <w:tcW w:type="dxa" w:w="2160"/>
+          </w:tcPr>
+          <w:p>
+            <w:r>
+              <w:t>迪摩信息有限公司</w:t>
+            </w:r>
+          </w:p>
+        </w:tc>
+        <w:tc>
+          <w:tcPr>
+            <w:tcW w:type="dxa" w:w="2160"/>
+          </w:tcPr>
+          <w:p>
+            <w:r>
+              <w:t>医疗科技</w:t>
+            </w:r>
+          </w:p>
+        </w:tc>
+        <w:tc>
+          <w:tcPr>
+            <w:tcW w:type="dxa" w:w="2160"/>
+          </w:tcPr>
+          <w:p>
+            <w:r>
+              <w:t>591亿</w:t>
+            </w:r>
+          </w:p>
+        </w:tc>
+        <w:tc>
+          <w:tcPr>
+            <w:tcW w:type="dxa" w:w="2160"/>
+          </w:tcPr>
+          <w:p>
+            <w:r>
+              <w:t>9%</w:t>
+            </w:r>
+          </w:p>
+        </w:tc>
+      </w:tr>
+      <w:tr>
+        <w:tc>
+          <w:tcPr>
+            <w:tcW w:type="dxa" w:w="2160"/>
+          </w:tcPr>
+          <w:p>
+            <w:r>
+              <w:t>方正科技传媒有限公司</w:t>
+            </w:r>
+          </w:p>
+        </w:tc>
+        <w:tc>
+          <w:tcPr>
+            <w:tcW w:type="dxa" w:w="2160"/>
+          </w:tcPr>
+          <w:p>
+            <w:r>
+              <w:t>人工智能</w:t>
+            </w:r>
+          </w:p>
+        </w:tc>
+        <w:tc>
+          <w:tcPr>
+            <w:tcW w:type="dxa" w:w="2160"/>
+          </w:tcPr>
+          <w:p>
+            <w:r>
+              <w:t>102亿</w:t>
+            </w:r>
+          </w:p>
+        </w:tc>
+        <w:tc>
+          <w:tcPr>
+            <w:tcW w:type="dxa" w:w="2160"/>
+          </w:tcPr>
+          <w:p>
+            <w:r>
+              <w:t>27%</w:t>
+            </w:r>
+          </w:p>
+        </w:tc>
+      </w:tr>
+      <w:tr>
+        <w:tc>
+          <w:tcPr>
+            <w:tcW w:type="dxa" w:w="2160"/>
+          </w:tcPr>
+          <w:p>
+            <w:r>
+              <w:t>飞海科技传媒有限公司</w:t>
+            </w:r>
+          </w:p>
+        </w:tc>
+        <w:tc>
+          <w:tcPr>
+            <w:tcW w:type="dxa" w:w="2160"/>
+          </w:tcPr>
+          <w:p>
+            <w:r>
+              <w:t>消费科技</w:t>
+            </w:r>
+          </w:p>
+        </w:tc>
+        <w:tc>
+          <w:tcPr>
+            <w:tcW w:type="dxa" w:w="2160"/>
+          </w:tcPr>
+          <w:p>
+            <w:r>
+              <w:t>387亿</w:t>
+            </w:r>
+          </w:p>
+        </w:tc>
+        <w:tc>
+          <w:tcPr>
+            <w:tcW w:type="dxa" w:w="2160"/>
+          </w:tcPr>
+          <w:p>
+            <w:r>
+              <w:t>25%</w:t>
+            </w:r>
+          </w:p>
+        </w:tc>
+      </w:tr>
+      <w:tr>
+        <w:tc>
+          <w:tcPr>
+            <w:tcW w:type="dxa" w:w="2160"/>
+          </w:tcPr>
+          <w:p>
+            <w:r>
+              <w:t>飞海科技传媒有限公司</w:t>
+            </w:r>
+          </w:p>
+        </w:tc>
+        <w:tc>
+          <w:tcPr>
+            <w:tcW w:type="dxa" w:w="2160"/>
+          </w:tcPr>
+          <w:p>
+            <w:r>
+              <w:t>消费科技</w:t>
+            </w:r>
+          </w:p>
+        </w:tc>
+        <w:tc>
+          <w:tcPr>
+            <w:tcW w:type="dxa" w:w="2160"/>
+          </w:tcPr>
+          <w:p>
+            <w:r>
+              <w:t>351亿</w:t>
+            </w:r>
+          </w:p>
+        </w:tc>
+        <w:tc>
+          <w:tcPr>
+            <w:tcW w:type="dxa" w:w="2160"/>
+          </w:tcPr>
+          <w:p>
+            <w:r>
+              <w:t>9%</w:t>
+            </w:r>
+          </w:p>
+        </w:tc>
+      </w:tr>
+      <w:tr>
+        <w:tc>
+          <w:tcPr>
+            <w:tcW w:type="dxa" w:w="2160"/>
+          </w:tcPr>
+          <w:p>
+            <w:r>
+              <w:t>创汇传媒有限公司</w:t>
+            </w:r>
+          </w:p>
+        </w:tc>
+        <w:tc>
+          <w:tcPr>
+            <w:tcW w:type="dxa" w:w="2160"/>
+          </w:tcPr>
+          <w:p>
+            <w:r>
+              <w:t>新能源</w:t>
+            </w:r>
+          </w:p>
+        </w:tc>
+        <w:tc>
+          <w:tcPr>
+            <w:tcW w:type="dxa" w:w="2160"/>
+          </w:tcPr>
+          <w:p>
+            <w:r>
+              <w:t>136亿</w:t>
+            </w:r>
+          </w:p>
+        </w:tc>
+        <w:tc>
+          <w:tcPr>
+            <w:tcW w:type="dxa" w:w="2160"/>
+          </w:tcPr>
+          <w:p>
+            <w:r>
+              <w:t>10%</w:t>
+            </w:r>
+          </w:p>
+        </w:tc>
+      </w:tr>
+      <w:tr>
+        <w:tc>
+          <w:tcPr>
+            <w:tcW w:type="dxa" w:w="2160"/>
+          </w:tcPr>
+          <w:p>
+            <w:r>
+              <w:t>戴硕电子网络有限公司</w:t>
+            </w:r>
+          </w:p>
+        </w:tc>
+        <w:tc>
+          <w:tcPr>
+            <w:tcW w:type="dxa" w:w="2160"/>
+          </w:tcPr>
+          <w:p>
+            <w:r>
+              <w:t>新能源</w:t>
+            </w:r>
+          </w:p>
+        </w:tc>
+        <w:tc>
+          <w:tcPr>
+            <w:tcW w:type="dxa" w:w="2160"/>
+          </w:tcPr>
+          <w:p>
+            <w:r>
+              <w:t>311亿</w:t>
+            </w:r>
+          </w:p>
+        </w:tc>
+        <w:tc>
+          <w:tcPr>
+            <w:tcW w:type="dxa" w:w="2160"/>
+          </w:tcPr>
+          <w:p>
+            <w:r>
+              <w:t>12%</w:t>
+            </w:r>
+          </w:p>
+        </w:tc>
+      </w:tr>
+      <w:tr>
+        <w:tc>
+          <w:tcPr>
+            <w:tcW w:type="dxa" w:w="2160"/>
+          </w:tcPr>
+          <w:p>
+            <w:r>
+              <w:t>创汇传媒有限公司</w:t>
+            </w:r>
+          </w:p>
+        </w:tc>
+        <w:tc>
+          <w:tcPr>
+            <w:tcW w:type="dxa" w:w="2160"/>
+          </w:tcPr>
+          <w:p>
+            <w:r>
+              <w:t>新能源</w:t>
+            </w:r>
+          </w:p>
+        </w:tc>
+        <w:tc>
+          <w:tcPr>
+            <w:tcW w:type="dxa" w:w="2160"/>
+          </w:tcPr>
+          <w:p>
+            <w:r>
+              <w:t>280亿</w:t>
+            </w:r>
+          </w:p>
+        </w:tc>
+        <w:tc>
+          <w:tcPr>
+            <w:tcW w:type="dxa" w:w="2160"/>
+          </w:tcPr>
+          <w:p>
+            <w:r>
+              <w:t>26%</w:t>
+            </w:r>
+          </w:p>
+        </w:tc>
+      </w:tr>
+      <w:tr>
+        <w:tc>
+          <w:tcPr>
+            <w:tcW w:type="dxa" w:w="2160"/>
+          </w:tcPr>
+          <w:p>
+            <w:r>
+              <w:t>信诚致远科技有限公司</w:t>
+            </w:r>
+          </w:p>
+        </w:tc>
+        <w:tc>
+          <w:tcPr>
+            <w:tcW w:type="dxa" w:w="2160"/>
+          </w:tcPr>
+          <w:p>
+            <w:r>
+              <w:t>云计算</w:t>
+            </w:r>
+          </w:p>
+        </w:tc>
+        <w:tc>
+          <w:tcPr>
+            <w:tcW w:type="dxa" w:w="2160"/>
+          </w:tcPr>
+          <w:p>
+            <w:r>
+              <w:t>126亿</w:t>
+            </w:r>
+          </w:p>
+        </w:tc>
+        <w:tc>
+          <w:tcPr>
+            <w:tcW w:type="dxa" w:w="2160"/>
+          </w:tcPr>
+          <w:p>
+            <w:r>
+              <w:t>9%</w:t>
+            </w:r>
+          </w:p>
+        </w:tc>
+      </w:tr>
+      <w:tr>
+        <w:tc>
+          <w:tcPr>
+            <w:tcW w:type="dxa" w:w="2160"/>
+          </w:tcPr>
+          <w:p>
+            <w:r>
+              <w:t>鑫博腾飞信息有限公司</w:t>
+            </w:r>
+          </w:p>
+        </w:tc>
+        <w:tc>
+          <w:tcPr>
+            <w:tcW w:type="dxa" w:w="2160"/>
+          </w:tcPr>
+          <w:p>
+            <w:r>
+              <w:t>消费科技</w:t>
+            </w:r>
+          </w:p>
+        </w:tc>
+        <w:tc>
+          <w:tcPr>
+            <w:tcW w:type="dxa" w:w="2160"/>
+          </w:tcPr>
+          <w:p>
+            <w:r>
+              <w:t>681亿</w:t>
+            </w:r>
+          </w:p>
+        </w:tc>
+        <w:tc>
+          <w:tcPr>
+            <w:tcW w:type="dxa" w:w="2160"/>
+          </w:tcPr>
+          <w:p>
+            <w:r>
+              <w:t>17%</w:t>
+            </w:r>
+          </w:p>
+        </w:tc>
+      </w:tr>
+    </w:tbl>
+    <w:p>
+      <w:pPr>
+        <w:pStyle w:val="Heading1"/>
+      </w:pPr>
+      <w:r>
+        <w:t>行业分析 3</w:t>
+      </w:r>
+    </w:p>
+    <w:p>
+      <w:r>
+        <w:br/>
+        <w:t>华辰资本旗下的 HC AI Innovation Fund 在最近的资产配置会议中</w:t>
+        <w:br/>
+        <w:t>讨论了 新能源 行业的投资机会，并对 富罳网络有限公司</w:t>
+        <w:br/>
+        <w:t>进行了重点评估。</w:t>
+        <w:br/>
+      </w:r>
+    </w:p>
+    <w:p>
+      <w:r>
+        <w:br/>
+        <w:t>风险管理部认为，消费科技 行业仍然面临若干</w:t>
         <w:br/>
         <w:t>不确定性因素，包括技术迭代风险、政策变化、</w:t>
         <w:br/>
@@ -2444,11 +1611,852 @@
     <w:p>
       <w:r>
         <w:br/>
-        <w:t>国讯网络有限公司 是中国 云计算 行业的重要企业之一。</w:t>
+        <w:t>风险管理部认为，人工智能 行业仍然面临若干</w:t>
         <w:br/>
-        <w:t>根据华辰资本 风险管理部 的研究，该公司成立于 2016 年，</w:t>
+        <w:t>不确定性因素，包括技术迭代风险、政策变化、</w:t>
         <w:br/>
-        <w:t>目前员工规模约 6348 人。公司近年来持续加大研发投入，</w:t>
+        <w:t>以及市场竞争加剧等问题。</w:t>
+        <w:br/>
+      </w:r>
+    </w:p>
+    <w:p>
+      <w:r>
+        <w:br/>
+        <w:t>根据内部财务模型测算，通际名联科技有限公司 在未来三年</w:t>
+        <w:br/>
+        <w:t>收入复合增长率预计可达到 17% 左右。</w:t>
+        <w:br/>
+        <w:t>该预测基于行业需求增长以及公司产能扩张计划。</w:t>
+        <w:br/>
+      </w:r>
+    </w:p>
+    <w:p>
+      <w:r>
+        <w:br/>
+        <w:t>根据内部财务模型测算，艾提科信科技有限公司 在未来三年</w:t>
+        <w:br/>
+        <w:t>收入复合增长率预计可达到 12% 左右。</w:t>
+        <w:br/>
+        <w:t>该预测基于行业需求增长以及公司产能扩张计划。</w:t>
+        <w:br/>
+      </w:r>
+    </w:p>
+    <w:p>
+      <w:r>
+        <w:br/>
+        <w:t>联软科技有限公司 是中国 消费科技 行业的重要企业之一。</w:t>
+        <w:br/>
+        <w:t>根据华辰资本 资产配置委员会 的研究，该公司成立于 2009 年，</w:t>
+        <w:br/>
+        <w:t>目前员工规模约 7080 人。公司近年来持续加大研发投入，</w:t>
+        <w:br/>
+        <w:t>在核心技术方面形成了较强的竞争壁垒。</w:t>
+        <w:br/>
+      </w:r>
+    </w:p>
+    <w:p>
+      <w:r>
+        <w:br/>
+        <w:t>从产业链角度看，消费科技 行业主要由上游设备厂商、</w:t>
+        <w:br/>
+        <w:t>中游平台企业以及下游应用厂商组成。</w:t>
+        <w:br/>
+        <w:t>方正科技信息有限公司 主要位于产业链的 中游 环节。</w:t>
+        <w:br/>
+      </w:r>
+    </w:p>
+    <w:p>
+      <w:r>
+        <w:br/>
+        <w:t>华辰资本旗下的 HC Global Macro Fund 在最近的资产配置会议中</w:t>
+        <w:br/>
+        <w:t>讨论了 消费科技 行业的投资机会，并对 昂歌信息信息有限公司</w:t>
+        <w:br/>
+        <w:t>进行了重点评估。</w:t>
+        <w:br/>
+      </w:r>
+    </w:p>
+    <w:tbl>
+      <w:tblPr>
+        <w:tblW w:type="auto" w:w="0"/>
+        <w:tblLook w:firstColumn="1" w:firstRow="1" w:lastColumn="0" w:lastRow="0" w:noHBand="0" w:noVBand="1" w:val="04A0"/>
+      </w:tblPr>
+      <w:tblGrid>
+        <w:gridCol w:w="2160"/>
+        <w:gridCol w:w="2160"/>
+        <w:gridCol w:w="2160"/>
+        <w:gridCol w:w="2160"/>
+      </w:tblGrid>
+      <w:tr>
+        <w:tc>
+          <w:tcPr>
+            <w:tcW w:type="dxa" w:w="2160"/>
+          </w:tcPr>
+          <w:p>
+            <w:r>
+              <w:t>公司</w:t>
+            </w:r>
+          </w:p>
+        </w:tc>
+        <w:tc>
+          <w:tcPr>
+            <w:tcW w:type="dxa" w:w="2160"/>
+          </w:tcPr>
+          <w:p>
+            <w:r>
+              <w:t>行业</w:t>
+            </w:r>
+          </w:p>
+        </w:tc>
+        <w:tc>
+          <w:tcPr>
+            <w:tcW w:type="dxa" w:w="2160"/>
+          </w:tcPr>
+          <w:p>
+            <w:r>
+              <w:t>市值</w:t>
+            </w:r>
+          </w:p>
+        </w:tc>
+        <w:tc>
+          <w:tcPr>
+            <w:tcW w:type="dxa" w:w="2160"/>
+          </w:tcPr>
+          <w:p>
+            <w:r>
+              <w:t>增长率</w:t>
+            </w:r>
+          </w:p>
+        </w:tc>
+      </w:tr>
+      <w:tr>
+        <w:tc>
+          <w:tcPr>
+            <w:tcW w:type="dxa" w:w="2160"/>
+          </w:tcPr>
+          <w:p>
+            <w:r>
+              <w:t>创汇传媒有限公司</w:t>
+            </w:r>
+          </w:p>
+        </w:tc>
+        <w:tc>
+          <w:tcPr>
+            <w:tcW w:type="dxa" w:w="2160"/>
+          </w:tcPr>
+          <w:p>
+            <w:r>
+              <w:t>新能源</w:t>
+            </w:r>
+          </w:p>
+        </w:tc>
+        <w:tc>
+          <w:tcPr>
+            <w:tcW w:type="dxa" w:w="2160"/>
+          </w:tcPr>
+          <w:p>
+            <w:r>
+              <w:t>652亿</w:t>
+            </w:r>
+          </w:p>
+        </w:tc>
+        <w:tc>
+          <w:tcPr>
+            <w:tcW w:type="dxa" w:w="2160"/>
+          </w:tcPr>
+          <w:p>
+            <w:r>
+              <w:t>18%</w:t>
+            </w:r>
+          </w:p>
+        </w:tc>
+      </w:tr>
+      <w:tr>
+        <w:tc>
+          <w:tcPr>
+            <w:tcW w:type="dxa" w:w="2160"/>
+          </w:tcPr>
+          <w:p>
+            <w:r>
+              <w:t>精芯信息有限公司</w:t>
+            </w:r>
+          </w:p>
+        </w:tc>
+        <w:tc>
+          <w:tcPr>
+            <w:tcW w:type="dxa" w:w="2160"/>
+          </w:tcPr>
+          <w:p>
+            <w:r>
+              <w:t>半导体</w:t>
+            </w:r>
+          </w:p>
+        </w:tc>
+        <w:tc>
+          <w:tcPr>
+            <w:tcW w:type="dxa" w:w="2160"/>
+          </w:tcPr>
+          <w:p>
+            <w:r>
+              <w:t>387亿</w:t>
+            </w:r>
+          </w:p>
+        </w:tc>
+        <w:tc>
+          <w:tcPr>
+            <w:tcW w:type="dxa" w:w="2160"/>
+          </w:tcPr>
+          <w:p>
+            <w:r>
+              <w:t>28%</w:t>
+            </w:r>
+          </w:p>
+        </w:tc>
+      </w:tr>
+      <w:tr>
+        <w:tc>
+          <w:tcPr>
+            <w:tcW w:type="dxa" w:w="2160"/>
+          </w:tcPr>
+          <w:p>
+            <w:r>
+              <w:t>中建创业科技有限公司</w:t>
+            </w:r>
+          </w:p>
+        </w:tc>
+        <w:tc>
+          <w:tcPr>
+            <w:tcW w:type="dxa" w:w="2160"/>
+          </w:tcPr>
+          <w:p>
+            <w:r>
+              <w:t>半导体</w:t>
+            </w:r>
+          </w:p>
+        </w:tc>
+        <w:tc>
+          <w:tcPr>
+            <w:tcW w:type="dxa" w:w="2160"/>
+          </w:tcPr>
+          <w:p>
+            <w:r>
+              <w:t>290亿</w:t>
+            </w:r>
+          </w:p>
+        </w:tc>
+        <w:tc>
+          <w:tcPr>
+            <w:tcW w:type="dxa" w:w="2160"/>
+          </w:tcPr>
+          <w:p>
+            <w:r>
+              <w:t>12%</w:t>
+            </w:r>
+          </w:p>
+        </w:tc>
+      </w:tr>
+      <w:tr>
+        <w:tc>
+          <w:tcPr>
+            <w:tcW w:type="dxa" w:w="2160"/>
+          </w:tcPr>
+          <w:p>
+            <w:r>
+              <w:t>巨奥传媒有限公司</w:t>
+            </w:r>
+          </w:p>
+        </w:tc>
+        <w:tc>
+          <w:tcPr>
+            <w:tcW w:type="dxa" w:w="2160"/>
+          </w:tcPr>
+          <w:p>
+            <w:r>
+              <w:t>人工智能</w:t>
+            </w:r>
+          </w:p>
+        </w:tc>
+        <w:tc>
+          <w:tcPr>
+            <w:tcW w:type="dxa" w:w="2160"/>
+          </w:tcPr>
+          <w:p>
+            <w:r>
+              <w:t>529亿</w:t>
+            </w:r>
+          </w:p>
+        </w:tc>
+        <w:tc>
+          <w:tcPr>
+            <w:tcW w:type="dxa" w:w="2160"/>
+          </w:tcPr>
+          <w:p>
+            <w:r>
+              <w:t>18%</w:t>
+            </w:r>
+          </w:p>
+        </w:tc>
+      </w:tr>
+      <w:tr>
+        <w:tc>
+          <w:tcPr>
+            <w:tcW w:type="dxa" w:w="2160"/>
+          </w:tcPr>
+          <w:p>
+            <w:r>
+              <w:t>富罳网络有限公司</w:t>
+            </w:r>
+          </w:p>
+        </w:tc>
+        <w:tc>
+          <w:tcPr>
+            <w:tcW w:type="dxa" w:w="2160"/>
+          </w:tcPr>
+          <w:p>
+            <w:r>
+              <w:t>新能源</w:t>
+            </w:r>
+          </w:p>
+        </w:tc>
+        <w:tc>
+          <w:tcPr>
+            <w:tcW w:type="dxa" w:w="2160"/>
+          </w:tcPr>
+          <w:p>
+            <w:r>
+              <w:t>270亿</w:t>
+            </w:r>
+          </w:p>
+        </w:tc>
+        <w:tc>
+          <w:tcPr>
+            <w:tcW w:type="dxa" w:w="2160"/>
+          </w:tcPr>
+          <w:p>
+            <w:r>
+              <w:t>18%</w:t>
+            </w:r>
+          </w:p>
+        </w:tc>
+      </w:tr>
+      <w:tr>
+        <w:tc>
+          <w:tcPr>
+            <w:tcW w:type="dxa" w:w="2160"/>
+          </w:tcPr>
+          <w:p>
+            <w:r>
+              <w:t>精芯信息有限公司</w:t>
+            </w:r>
+          </w:p>
+        </w:tc>
+        <w:tc>
+          <w:tcPr>
+            <w:tcW w:type="dxa" w:w="2160"/>
+          </w:tcPr>
+          <w:p>
+            <w:r>
+              <w:t>半导体</w:t>
+            </w:r>
+          </w:p>
+        </w:tc>
+        <w:tc>
+          <w:tcPr>
+            <w:tcW w:type="dxa" w:w="2160"/>
+          </w:tcPr>
+          <w:p>
+            <w:r>
+              <w:t>660亿</w:t>
+            </w:r>
+          </w:p>
+        </w:tc>
+        <w:tc>
+          <w:tcPr>
+            <w:tcW w:type="dxa" w:w="2160"/>
+          </w:tcPr>
+          <w:p>
+            <w:r>
+              <w:t>11%</w:t>
+            </w:r>
+          </w:p>
+        </w:tc>
+      </w:tr>
+      <w:tr>
+        <w:tc>
+          <w:tcPr>
+            <w:tcW w:type="dxa" w:w="2160"/>
+          </w:tcPr>
+          <w:p>
+            <w:r>
+              <w:t>惠派国际公司科技有限公司</w:t>
+            </w:r>
+          </w:p>
+        </w:tc>
+        <w:tc>
+          <w:tcPr>
+            <w:tcW w:type="dxa" w:w="2160"/>
+          </w:tcPr>
+          <w:p>
+            <w:r>
+              <w:t>人工智能</w:t>
+            </w:r>
+          </w:p>
+        </w:tc>
+        <w:tc>
+          <w:tcPr>
+            <w:tcW w:type="dxa" w:w="2160"/>
+          </w:tcPr>
+          <w:p>
+            <w:r>
+              <w:t>569亿</w:t>
+            </w:r>
+          </w:p>
+        </w:tc>
+        <w:tc>
+          <w:tcPr>
+            <w:tcW w:type="dxa" w:w="2160"/>
+          </w:tcPr>
+          <w:p>
+            <w:r>
+              <w:t>20%</w:t>
+            </w:r>
+          </w:p>
+        </w:tc>
+      </w:tr>
+      <w:tr>
+        <w:tc>
+          <w:tcPr>
+            <w:tcW w:type="dxa" w:w="2160"/>
+          </w:tcPr>
+          <w:p>
+            <w:r>
+              <w:t>巨奥传媒有限公司</w:t>
+            </w:r>
+          </w:p>
+        </w:tc>
+        <w:tc>
+          <w:tcPr>
+            <w:tcW w:type="dxa" w:w="2160"/>
+          </w:tcPr>
+          <w:p>
+            <w:r>
+              <w:t>人工智能</w:t>
+            </w:r>
+          </w:p>
+        </w:tc>
+        <w:tc>
+          <w:tcPr>
+            <w:tcW w:type="dxa" w:w="2160"/>
+          </w:tcPr>
+          <w:p>
+            <w:r>
+              <w:t>680亿</w:t>
+            </w:r>
+          </w:p>
+        </w:tc>
+        <w:tc>
+          <w:tcPr>
+            <w:tcW w:type="dxa" w:w="2160"/>
+          </w:tcPr>
+          <w:p>
+            <w:r>
+              <w:t>7%</w:t>
+            </w:r>
+          </w:p>
+        </w:tc>
+      </w:tr>
+      <w:tr>
+        <w:tc>
+          <w:tcPr>
+            <w:tcW w:type="dxa" w:w="2160"/>
+          </w:tcPr>
+          <w:p>
+            <w:r>
+              <w:t>华成育卓传媒有限公司</w:t>
+            </w:r>
+          </w:p>
+        </w:tc>
+        <w:tc>
+          <w:tcPr>
+            <w:tcW w:type="dxa" w:w="2160"/>
+          </w:tcPr>
+          <w:p>
+            <w:r>
+              <w:t>人工智能</w:t>
+            </w:r>
+          </w:p>
+        </w:tc>
+        <w:tc>
+          <w:tcPr>
+            <w:tcW w:type="dxa" w:w="2160"/>
+          </w:tcPr>
+          <w:p>
+            <w:r>
+              <w:t>367亿</w:t>
+            </w:r>
+          </w:p>
+        </w:tc>
+        <w:tc>
+          <w:tcPr>
+            <w:tcW w:type="dxa" w:w="2160"/>
+          </w:tcPr>
+          <w:p>
+            <w:r>
+              <w:t>9%</w:t>
+            </w:r>
+          </w:p>
+        </w:tc>
+      </w:tr>
+      <w:tr>
+        <w:tc>
+          <w:tcPr>
+            <w:tcW w:type="dxa" w:w="2160"/>
+          </w:tcPr>
+          <w:p>
+            <w:r>
+              <w:t>中建创业科技有限公司</w:t>
+            </w:r>
+          </w:p>
+        </w:tc>
+        <w:tc>
+          <w:tcPr>
+            <w:tcW w:type="dxa" w:w="2160"/>
+          </w:tcPr>
+          <w:p>
+            <w:r>
+              <w:t>半导体</w:t>
+            </w:r>
+          </w:p>
+        </w:tc>
+        <w:tc>
+          <w:tcPr>
+            <w:tcW w:type="dxa" w:w="2160"/>
+          </w:tcPr>
+          <w:p>
+            <w:r>
+              <w:t>210亿</w:t>
+            </w:r>
+          </w:p>
+        </w:tc>
+        <w:tc>
+          <w:tcPr>
+            <w:tcW w:type="dxa" w:w="2160"/>
+          </w:tcPr>
+          <w:p>
+            <w:r>
+              <w:t>19%</w:t>
+            </w:r>
+          </w:p>
+        </w:tc>
+      </w:tr>
+      <w:tr>
+        <w:tc>
+          <w:tcPr>
+            <w:tcW w:type="dxa" w:w="2160"/>
+          </w:tcPr>
+          <w:p>
+            <w:r>
+              <w:t>中建创业科技有限公司</w:t>
+            </w:r>
+          </w:p>
+        </w:tc>
+        <w:tc>
+          <w:tcPr>
+            <w:tcW w:type="dxa" w:w="2160"/>
+          </w:tcPr>
+          <w:p>
+            <w:r>
+              <w:t>半导体</w:t>
+            </w:r>
+          </w:p>
+        </w:tc>
+        <w:tc>
+          <w:tcPr>
+            <w:tcW w:type="dxa" w:w="2160"/>
+          </w:tcPr>
+          <w:p>
+            <w:r>
+              <w:t>791亿</w:t>
+            </w:r>
+          </w:p>
+        </w:tc>
+        <w:tc>
+          <w:tcPr>
+            <w:tcW w:type="dxa" w:w="2160"/>
+          </w:tcPr>
+          <w:p>
+            <w:r>
+              <w:t>30%</w:t>
+            </w:r>
+          </w:p>
+        </w:tc>
+      </w:tr>
+      <w:tr>
+        <w:tc>
+          <w:tcPr>
+            <w:tcW w:type="dxa" w:w="2160"/>
+          </w:tcPr>
+          <w:p>
+            <w:r>
+              <w:t>联软科技有限公司</w:t>
+            </w:r>
+          </w:p>
+        </w:tc>
+        <w:tc>
+          <w:tcPr>
+            <w:tcW w:type="dxa" w:w="2160"/>
+          </w:tcPr>
+          <w:p>
+            <w:r>
+              <w:t>消费科技</w:t>
+            </w:r>
+          </w:p>
+        </w:tc>
+        <w:tc>
+          <w:tcPr>
+            <w:tcW w:type="dxa" w:w="2160"/>
+          </w:tcPr>
+          <w:p>
+            <w:r>
+              <w:t>629亿</w:t>
+            </w:r>
+          </w:p>
+        </w:tc>
+        <w:tc>
+          <w:tcPr>
+            <w:tcW w:type="dxa" w:w="2160"/>
+          </w:tcPr>
+          <w:p>
+            <w:r>
+              <w:t>19%</w:t>
+            </w:r>
+          </w:p>
+        </w:tc>
+      </w:tr>
+      <w:tr>
+        <w:tc>
+          <w:tcPr>
+            <w:tcW w:type="dxa" w:w="2160"/>
+          </w:tcPr>
+          <w:p>
+            <w:r>
+              <w:t>富罳网络有限公司</w:t>
+            </w:r>
+          </w:p>
+        </w:tc>
+        <w:tc>
+          <w:tcPr>
+            <w:tcW w:type="dxa" w:w="2160"/>
+          </w:tcPr>
+          <w:p>
+            <w:r>
+              <w:t>新能源</w:t>
+            </w:r>
+          </w:p>
+        </w:tc>
+        <w:tc>
+          <w:tcPr>
+            <w:tcW w:type="dxa" w:w="2160"/>
+          </w:tcPr>
+          <w:p>
+            <w:r>
+              <w:t>616亿</w:t>
+            </w:r>
+          </w:p>
+        </w:tc>
+        <w:tc>
+          <w:tcPr>
+            <w:tcW w:type="dxa" w:w="2160"/>
+          </w:tcPr>
+          <w:p>
+            <w:r>
+              <w:t>13%</w:t>
+            </w:r>
+          </w:p>
+        </w:tc>
+      </w:tr>
+      <w:tr>
+        <w:tc>
+          <w:tcPr>
+            <w:tcW w:type="dxa" w:w="2160"/>
+          </w:tcPr>
+          <w:p>
+            <w:r>
+              <w:t>联软科技有限公司</w:t>
+            </w:r>
+          </w:p>
+        </w:tc>
+        <w:tc>
+          <w:tcPr>
+            <w:tcW w:type="dxa" w:w="2160"/>
+          </w:tcPr>
+          <w:p>
+            <w:r>
+              <w:t>消费科技</w:t>
+            </w:r>
+          </w:p>
+        </w:tc>
+        <w:tc>
+          <w:tcPr>
+            <w:tcW w:type="dxa" w:w="2160"/>
+          </w:tcPr>
+          <w:p>
+            <w:r>
+              <w:t>121亿</w:t>
+            </w:r>
+          </w:p>
+        </w:tc>
+        <w:tc>
+          <w:tcPr>
+            <w:tcW w:type="dxa" w:w="2160"/>
+          </w:tcPr>
+          <w:p>
+            <w:r>
+              <w:t>28%</w:t>
+            </w:r>
+          </w:p>
+        </w:tc>
+      </w:tr>
+      <w:tr>
+        <w:tc>
+          <w:tcPr>
+            <w:tcW w:type="dxa" w:w="2160"/>
+          </w:tcPr>
+          <w:p>
+            <w:r>
+              <w:t>九方传媒有限公司</w:t>
+            </w:r>
+          </w:p>
+        </w:tc>
+        <w:tc>
+          <w:tcPr>
+            <w:tcW w:type="dxa" w:w="2160"/>
+          </w:tcPr>
+          <w:p>
+            <w:r>
+              <w:t>医疗科技</w:t>
+            </w:r>
+          </w:p>
+        </w:tc>
+        <w:tc>
+          <w:tcPr>
+            <w:tcW w:type="dxa" w:w="2160"/>
+          </w:tcPr>
+          <w:p>
+            <w:r>
+              <w:t>496亿</w:t>
+            </w:r>
+          </w:p>
+        </w:tc>
+        <w:tc>
+          <w:tcPr>
+            <w:tcW w:type="dxa" w:w="2160"/>
+          </w:tcPr>
+          <w:p>
+            <w:r>
+              <w:t>19%</w:t>
+            </w:r>
+          </w:p>
+        </w:tc>
+      </w:tr>
+    </w:tbl>
+    <w:p>
+      <w:pPr>
+        <w:pStyle w:val="Heading1"/>
+      </w:pPr>
+      <w:r>
+        <w:t>行业分析 4</w:t>
+      </w:r>
+    </w:p>
+    <w:p>
+      <w:r>
+        <w:br/>
+        <w:t>毕博诚信息有限公司 是中国 机器人 行业的重要企业之一。</w:t>
+        <w:br/>
+        <w:t>根据华辰资本 投资策略部 的研究，该公司成立于 2017 年，</w:t>
+        <w:br/>
+        <w:t>目前员工规模约 508 人。公司近年来持续加大研发投入，</w:t>
+        <w:br/>
+        <w:t>在核心技术方面形成了较强的竞争壁垒。</w:t>
+        <w:br/>
+      </w:r>
+    </w:p>
+    <w:p>
+      <w:r>
+        <w:br/>
+        <w:t>从产业链角度看，新能源 行业主要由上游设备厂商、</w:t>
+        <w:br/>
+        <w:t>中游平台企业以及下游应用厂商组成。</w:t>
+        <w:br/>
+        <w:t>戴硕电子网络有限公司 主要位于产业链的 下游 环节。</w:t>
+        <w:br/>
+      </w:r>
+    </w:p>
+    <w:p>
+      <w:r>
+        <w:br/>
+        <w:t>泰麒麟网络有限公司 是中国 云计算 行业的重要企业之一。</w:t>
+        <w:br/>
+        <w:t>根据华辰资本 资产配置委员会 的研究，该公司成立于 2010 年，</w:t>
+        <w:br/>
+        <w:t>目前员工规模约 4251 人。公司近年来持续加大研发投入，</w:t>
+        <w:br/>
+        <w:t>在核心技术方面形成了较强的竞争壁垒。</w:t>
+        <w:br/>
+      </w:r>
+    </w:p>
+    <w:p>
+      <w:r>
+        <w:br/>
+        <w:t>从产业链角度看，机器人 行业主要由上游设备厂商、</w:t>
+        <w:br/>
+        <w:t>中游平台企业以及下游应用厂商组成。</w:t>
+        <w:br/>
+        <w:t>通际名联网络有限公司 主要位于产业链的 中游 环节。</w:t>
+        <w:br/>
+      </w:r>
+    </w:p>
+    <w:p>
+      <w:r>
+        <w:br/>
+        <w:t>风险管理部认为，医疗科技 行业仍然面临若干</w:t>
+        <w:br/>
+        <w:t>不确定性因素，包括技术迭代风险、政策变化、</w:t>
+        <w:br/>
+        <w:t>以及市场竞争加剧等问题。</w:t>
+        <w:br/>
+      </w:r>
+    </w:p>
+    <w:p>
+      <w:r>
+        <w:br/>
+        <w:t>从产业链角度看，人工智能 行业主要由上游设备厂商、</w:t>
+        <w:br/>
+        <w:t>中游平台企业以及下游应用厂商组成。</w:t>
+        <w:br/>
+        <w:t>巨奥传媒有限公司 主要位于产业链的 上游 环节。</w:t>
+        <w:br/>
+      </w:r>
+    </w:p>
+    <w:p>
+      <w:r>
+        <w:br/>
+        <w:t>从产业链角度看，消费科技 行业主要由上游设备厂商、</w:t>
+        <w:br/>
+        <w:t>中游平台企业以及下游应用厂商组成。</w:t>
+        <w:br/>
+        <w:t>天开科技有限公司 主要位于产业链的 中游 环节。</w:t>
+        <w:br/>
+      </w:r>
+    </w:p>
+    <w:p>
+      <w:r>
+        <w:br/>
+        <w:t>巨奥传媒有限公司 是中国 人工智能 行业的重要企业之一。</w:t>
+        <w:br/>
+        <w:t>根据华辰资本 量化研究部 的研究，该公司成立于 2018 年，</w:t>
+        <w:br/>
+        <w:t>目前员工规模约 5243 人。公司近年来持续加大研发投入，</w:t>
         <w:br/>
         <w:t>在核心技术方面形成了较强的竞争壁垒。</w:t>
         <w:br/>
@@ -2514,37 +2522,37 @@
           </w:tcPr>
           <w:p>
             <w:r>
-              <w:t>浦华众城科技有限公司</w:t>
-            </w:r>
-          </w:p>
-        </w:tc>
-        <w:tc>
-          <w:tcPr>
-            <w:tcW w:type="dxa" w:w="2160"/>
-          </w:tcPr>
-          <w:p>
-            <w:r>
-              <w:t>半导体</w:t>
-            </w:r>
-          </w:p>
-        </w:tc>
-        <w:tc>
-          <w:tcPr>
-            <w:tcW w:type="dxa" w:w="2160"/>
-          </w:tcPr>
-          <w:p>
-            <w:r>
-              <w:t>454亿</w:t>
-            </w:r>
-          </w:p>
-        </w:tc>
-        <w:tc>
-          <w:tcPr>
-            <w:tcW w:type="dxa" w:w="2160"/>
-          </w:tcPr>
-          <w:p>
-            <w:r>
-              <w:t>14%</w:t>
+              <w:t>昊嘉科技有限公司</w:t>
+            </w:r>
+          </w:p>
+        </w:tc>
+        <w:tc>
+          <w:tcPr>
+            <w:tcW w:type="dxa" w:w="2160"/>
+          </w:tcPr>
+          <w:p>
+            <w:r>
+              <w:t>医疗科技</w:t>
+            </w:r>
+          </w:p>
+        </w:tc>
+        <w:tc>
+          <w:tcPr>
+            <w:tcW w:type="dxa" w:w="2160"/>
+          </w:tcPr>
+          <w:p>
+            <w:r>
+              <w:t>160亿</w:t>
+            </w:r>
+          </w:p>
+        </w:tc>
+        <w:tc>
+          <w:tcPr>
+            <w:tcW w:type="dxa" w:w="2160"/>
+          </w:tcPr>
+          <w:p>
+            <w:r>
+              <w:t>30%</w:t>
             </w:r>
           </w:p>
         </w:tc>
@@ -2556,37 +2564,37 @@
           </w:tcPr>
           <w:p>
             <w:r>
-              <w:t>南康网络有限公司</w:t>
-            </w:r>
-          </w:p>
-        </w:tc>
-        <w:tc>
-          <w:tcPr>
-            <w:tcW w:type="dxa" w:w="2160"/>
-          </w:tcPr>
-          <w:p>
-            <w:r>
-              <w:t>消费科技</w:t>
-            </w:r>
-          </w:p>
-        </w:tc>
-        <w:tc>
-          <w:tcPr>
-            <w:tcW w:type="dxa" w:w="2160"/>
-          </w:tcPr>
-          <w:p>
-            <w:r>
-              <w:t>522亿</w:t>
-            </w:r>
-          </w:p>
-        </w:tc>
-        <w:tc>
-          <w:tcPr>
-            <w:tcW w:type="dxa" w:w="2160"/>
-          </w:tcPr>
-          <w:p>
-            <w:r>
-              <w:t>23%</w:t>
+              <w:t>创联世纪信息有限公司</w:t>
+            </w:r>
+          </w:p>
+        </w:tc>
+        <w:tc>
+          <w:tcPr>
+            <w:tcW w:type="dxa" w:w="2160"/>
+          </w:tcPr>
+          <w:p>
+            <w:r>
+              <w:t>云计算</w:t>
+            </w:r>
+          </w:p>
+        </w:tc>
+        <w:tc>
+          <w:tcPr>
+            <w:tcW w:type="dxa" w:w="2160"/>
+          </w:tcPr>
+          <w:p>
+            <w:r>
+              <w:t>265亿</w:t>
+            </w:r>
+          </w:p>
+        </w:tc>
+        <w:tc>
+          <w:tcPr>
+            <w:tcW w:type="dxa" w:w="2160"/>
+          </w:tcPr>
+          <w:p>
+            <w:r>
+              <w:t>13%</w:t>
             </w:r>
           </w:p>
         </w:tc>
@@ -2598,7 +2606,7 @@
           </w:tcPr>
           <w:p>
             <w:r>
-              <w:t>艾提科信科技有限公司</w:t>
+              <w:t>毕博诚信息有限公司</w:t>
             </w:r>
           </w:p>
         </w:tc>
@@ -2618,17 +2626,17 @@
           </w:tcPr>
           <w:p>
             <w:r>
-              <w:t>639亿</w:t>
-            </w:r>
-          </w:p>
-        </w:tc>
-        <w:tc>
-          <w:tcPr>
-            <w:tcW w:type="dxa" w:w="2160"/>
-          </w:tcPr>
-          <w:p>
-            <w:r>
-              <w:t>29%</w:t>
+              <w:t>224亿</w:t>
+            </w:r>
+          </w:p>
+        </w:tc>
+        <w:tc>
+          <w:tcPr>
+            <w:tcW w:type="dxa" w:w="2160"/>
+          </w:tcPr>
+          <w:p>
+            <w:r>
+              <w:t>22%</w:t>
             </w:r>
           </w:p>
         </w:tc>
@@ -2640,37 +2648,37 @@
           </w:tcPr>
           <w:p>
             <w:r>
-              <w:t>精芯信息有限公司</w:t>
-            </w:r>
-          </w:p>
-        </w:tc>
-        <w:tc>
-          <w:tcPr>
-            <w:tcW w:type="dxa" w:w="2160"/>
-          </w:tcPr>
-          <w:p>
-            <w:r>
-              <w:t>消费科技</w:t>
-            </w:r>
-          </w:p>
-        </w:tc>
-        <w:tc>
-          <w:tcPr>
-            <w:tcW w:type="dxa" w:w="2160"/>
-          </w:tcPr>
-          <w:p>
-            <w:r>
-              <w:t>695亿</w:t>
-            </w:r>
-          </w:p>
-        </w:tc>
-        <w:tc>
-          <w:tcPr>
-            <w:tcW w:type="dxa" w:w="2160"/>
-          </w:tcPr>
-          <w:p>
-            <w:r>
-              <w:t>5%</w:t>
+              <w:t>华成育卓传媒有限公司</w:t>
+            </w:r>
+          </w:p>
+        </w:tc>
+        <w:tc>
+          <w:tcPr>
+            <w:tcW w:type="dxa" w:w="2160"/>
+          </w:tcPr>
+          <w:p>
+            <w:r>
+              <w:t>人工智能</w:t>
+            </w:r>
+          </w:p>
+        </w:tc>
+        <w:tc>
+          <w:tcPr>
+            <w:tcW w:type="dxa" w:w="2160"/>
+          </w:tcPr>
+          <w:p>
+            <w:r>
+              <w:t>305亿</w:t>
+            </w:r>
+          </w:p>
+        </w:tc>
+        <w:tc>
+          <w:tcPr>
+            <w:tcW w:type="dxa" w:w="2160"/>
+          </w:tcPr>
+          <w:p>
+            <w:r>
+              <w:t>6%</w:t>
             </w:r>
           </w:p>
         </w:tc>
@@ -2682,37 +2690,37 @@
           </w:tcPr>
           <w:p>
             <w:r>
-              <w:t>雨林木风计算机科技有限公司</w:t>
-            </w:r>
-          </w:p>
-        </w:tc>
-        <w:tc>
-          <w:tcPr>
-            <w:tcW w:type="dxa" w:w="2160"/>
-          </w:tcPr>
-          <w:p>
-            <w:r>
-              <w:t>人工智能</w:t>
-            </w:r>
-          </w:p>
-        </w:tc>
-        <w:tc>
-          <w:tcPr>
-            <w:tcW w:type="dxa" w:w="2160"/>
-          </w:tcPr>
-          <w:p>
-            <w:r>
-              <w:t>488亿</w:t>
-            </w:r>
-          </w:p>
-        </w:tc>
-        <w:tc>
-          <w:tcPr>
-            <w:tcW w:type="dxa" w:w="2160"/>
-          </w:tcPr>
-          <w:p>
-            <w:r>
-              <w:t>30%</w:t>
+              <w:t>富罳网络有限公司</w:t>
+            </w:r>
+          </w:p>
+        </w:tc>
+        <w:tc>
+          <w:tcPr>
+            <w:tcW w:type="dxa" w:w="2160"/>
+          </w:tcPr>
+          <w:p>
+            <w:r>
+              <w:t>新能源</w:t>
+            </w:r>
+          </w:p>
+        </w:tc>
+        <w:tc>
+          <w:tcPr>
+            <w:tcW w:type="dxa" w:w="2160"/>
+          </w:tcPr>
+          <w:p>
+            <w:r>
+              <w:t>231亿</w:t>
+            </w:r>
+          </w:p>
+        </w:tc>
+        <w:tc>
+          <w:tcPr>
+            <w:tcW w:type="dxa" w:w="2160"/>
+          </w:tcPr>
+          <w:p>
+            <w:r>
+              <w:t>7%</w:t>
             </w:r>
           </w:p>
         </w:tc>
@@ -2724,37 +2732,37 @@
           </w:tcPr>
           <w:p>
             <w:r>
-              <w:t>万迅电脑网络有限公司</w:t>
-            </w:r>
-          </w:p>
-        </w:tc>
-        <w:tc>
-          <w:tcPr>
-            <w:tcW w:type="dxa" w:w="2160"/>
-          </w:tcPr>
-          <w:p>
-            <w:r>
-              <w:t>半导体</w:t>
-            </w:r>
-          </w:p>
-        </w:tc>
-        <w:tc>
-          <w:tcPr>
-            <w:tcW w:type="dxa" w:w="2160"/>
-          </w:tcPr>
-          <w:p>
-            <w:r>
-              <w:t>377亿</w:t>
-            </w:r>
-          </w:p>
-        </w:tc>
-        <w:tc>
-          <w:tcPr>
-            <w:tcW w:type="dxa" w:w="2160"/>
-          </w:tcPr>
-          <w:p>
-            <w:r>
-              <w:t>28%</w:t>
+              <w:t>戴硕电子网络有限公司</w:t>
+            </w:r>
+          </w:p>
+        </w:tc>
+        <w:tc>
+          <w:tcPr>
+            <w:tcW w:type="dxa" w:w="2160"/>
+          </w:tcPr>
+          <w:p>
+            <w:r>
+              <w:t>新能源</w:t>
+            </w:r>
+          </w:p>
+        </w:tc>
+        <w:tc>
+          <w:tcPr>
+            <w:tcW w:type="dxa" w:w="2160"/>
+          </w:tcPr>
+          <w:p>
+            <w:r>
+              <w:t>549亿</w:t>
+            </w:r>
+          </w:p>
+        </w:tc>
+        <w:tc>
+          <w:tcPr>
+            <w:tcW w:type="dxa" w:w="2160"/>
+          </w:tcPr>
+          <w:p>
+            <w:r>
+              <w:t>21%</w:t>
             </w:r>
           </w:p>
         </w:tc>
@@ -2766,37 +2774,37 @@
           </w:tcPr>
           <w:p>
             <w:r>
-              <w:t>昂歌信息科技有限公司</w:t>
-            </w:r>
-          </w:p>
-        </w:tc>
-        <w:tc>
-          <w:tcPr>
-            <w:tcW w:type="dxa" w:w="2160"/>
-          </w:tcPr>
-          <w:p>
-            <w:r>
-              <w:t>消费科技</w:t>
-            </w:r>
-          </w:p>
-        </w:tc>
-        <w:tc>
-          <w:tcPr>
-            <w:tcW w:type="dxa" w:w="2160"/>
-          </w:tcPr>
-          <w:p>
-            <w:r>
-              <w:t>411亿</w:t>
-            </w:r>
-          </w:p>
-        </w:tc>
-        <w:tc>
-          <w:tcPr>
-            <w:tcW w:type="dxa" w:w="2160"/>
-          </w:tcPr>
-          <w:p>
-            <w:r>
-              <w:t>9%</w:t>
+              <w:t>恩悌网络有限公司</w:t>
+            </w:r>
+          </w:p>
+        </w:tc>
+        <w:tc>
+          <w:tcPr>
+            <w:tcW w:type="dxa" w:w="2160"/>
+          </w:tcPr>
+          <w:p>
+            <w:r>
+              <w:t>新能源</w:t>
+            </w:r>
+          </w:p>
+        </w:tc>
+        <w:tc>
+          <w:tcPr>
+            <w:tcW w:type="dxa" w:w="2160"/>
+          </w:tcPr>
+          <w:p>
+            <w:r>
+              <w:t>587亿</w:t>
+            </w:r>
+          </w:p>
+        </w:tc>
+        <w:tc>
+          <w:tcPr>
+            <w:tcW w:type="dxa" w:w="2160"/>
+          </w:tcPr>
+          <w:p>
+            <w:r>
+              <w:t>19%</w:t>
             </w:r>
           </w:p>
         </w:tc>
@@ -2808,37 +2816,37 @@
           </w:tcPr>
           <w:p>
             <w:r>
-              <w:t>艾提科信科技有限公司</w:t>
-            </w:r>
-          </w:p>
-        </w:tc>
-        <w:tc>
-          <w:tcPr>
-            <w:tcW w:type="dxa" w:w="2160"/>
-          </w:tcPr>
-          <w:p>
-            <w:r>
-              <w:t>机器人</w:t>
-            </w:r>
-          </w:p>
-        </w:tc>
-        <w:tc>
-          <w:tcPr>
-            <w:tcW w:type="dxa" w:w="2160"/>
-          </w:tcPr>
-          <w:p>
-            <w:r>
-              <w:t>201亿</w:t>
-            </w:r>
-          </w:p>
-        </w:tc>
-        <w:tc>
-          <w:tcPr>
-            <w:tcW w:type="dxa" w:w="2160"/>
-          </w:tcPr>
-          <w:p>
-            <w:r>
-              <w:t>5%</w:t>
+              <w:t>联软科技有限公司</w:t>
+            </w:r>
+          </w:p>
+        </w:tc>
+        <w:tc>
+          <w:tcPr>
+            <w:tcW w:type="dxa" w:w="2160"/>
+          </w:tcPr>
+          <w:p>
+            <w:r>
+              <w:t>消费科技</w:t>
+            </w:r>
+          </w:p>
+        </w:tc>
+        <w:tc>
+          <w:tcPr>
+            <w:tcW w:type="dxa" w:w="2160"/>
+          </w:tcPr>
+          <w:p>
+            <w:r>
+              <w:t>271亿</w:t>
+            </w:r>
+          </w:p>
+        </w:tc>
+        <w:tc>
+          <w:tcPr>
+            <w:tcW w:type="dxa" w:w="2160"/>
+          </w:tcPr>
+          <w:p>
+            <w:r>
+              <w:t>10%</w:t>
             </w:r>
           </w:p>
         </w:tc>
@@ -2850,37 +2858,37 @@
           </w:tcPr>
           <w:p>
             <w:r>
-              <w:t>新宇龙信息传媒有限公司</w:t>
-            </w:r>
-          </w:p>
-        </w:tc>
-        <w:tc>
-          <w:tcPr>
-            <w:tcW w:type="dxa" w:w="2160"/>
-          </w:tcPr>
-          <w:p>
-            <w:r>
-              <w:t>机器人</w:t>
-            </w:r>
-          </w:p>
-        </w:tc>
-        <w:tc>
-          <w:tcPr>
-            <w:tcW w:type="dxa" w:w="2160"/>
-          </w:tcPr>
-          <w:p>
-            <w:r>
-              <w:t>188亿</w:t>
-            </w:r>
-          </w:p>
-        </w:tc>
-        <w:tc>
-          <w:tcPr>
-            <w:tcW w:type="dxa" w:w="2160"/>
-          </w:tcPr>
-          <w:p>
-            <w:r>
-              <w:t>19%</w:t>
+              <w:t>方正科技传媒有限公司</w:t>
+            </w:r>
+          </w:p>
+        </w:tc>
+        <w:tc>
+          <w:tcPr>
+            <w:tcW w:type="dxa" w:w="2160"/>
+          </w:tcPr>
+          <w:p>
+            <w:r>
+              <w:t>人工智能</w:t>
+            </w:r>
+          </w:p>
+        </w:tc>
+        <w:tc>
+          <w:tcPr>
+            <w:tcW w:type="dxa" w:w="2160"/>
+          </w:tcPr>
+          <w:p>
+            <w:r>
+              <w:t>405亿</w:t>
+            </w:r>
+          </w:p>
+        </w:tc>
+        <w:tc>
+          <w:tcPr>
+            <w:tcW w:type="dxa" w:w="2160"/>
+          </w:tcPr>
+          <w:p>
+            <w:r>
+              <w:t>16%</w:t>
             </w:r>
           </w:p>
         </w:tc>
@@ -2892,7 +2900,7 @@
           </w:tcPr>
           <w:p>
             <w:r>
-              <w:t>富罳信息有限公司</w:t>
+              <w:t>昊嘉科技有限公司</w:t>
             </w:r>
           </w:p>
         </w:tc>
@@ -2912,17 +2920,17 @@
           </w:tcPr>
           <w:p>
             <w:r>
-              <w:t>491亿</w:t>
-            </w:r>
-          </w:p>
-        </w:tc>
-        <w:tc>
-          <w:tcPr>
-            <w:tcW w:type="dxa" w:w="2160"/>
-          </w:tcPr>
-          <w:p>
-            <w:r>
-              <w:t>26%</w:t>
+              <w:t>627亿</w:t>
+            </w:r>
+          </w:p>
+        </w:tc>
+        <w:tc>
+          <w:tcPr>
+            <w:tcW w:type="dxa" w:w="2160"/>
+          </w:tcPr>
+          <w:p>
+            <w:r>
+              <w:t>16%</w:t>
             </w:r>
           </w:p>
         </w:tc>
@@ -2934,37 +2942,37 @@
           </w:tcPr>
           <w:p>
             <w:r>
-              <w:t>天益科技有限公司</w:t>
-            </w:r>
-          </w:p>
-        </w:tc>
-        <w:tc>
-          <w:tcPr>
-            <w:tcW w:type="dxa" w:w="2160"/>
-          </w:tcPr>
-          <w:p>
-            <w:r>
-              <w:t>半导体</w:t>
-            </w:r>
-          </w:p>
-        </w:tc>
-        <w:tc>
-          <w:tcPr>
-            <w:tcW w:type="dxa" w:w="2160"/>
-          </w:tcPr>
-          <w:p>
-            <w:r>
-              <w:t>297亿</w:t>
-            </w:r>
-          </w:p>
-        </w:tc>
-        <w:tc>
-          <w:tcPr>
-            <w:tcW w:type="dxa" w:w="2160"/>
-          </w:tcPr>
-          <w:p>
-            <w:r>
-              <w:t>12%</w:t>
+              <w:t>鑫博腾飞信息有限公司</w:t>
+            </w:r>
+          </w:p>
+        </w:tc>
+        <w:tc>
+          <w:tcPr>
+            <w:tcW w:type="dxa" w:w="2160"/>
+          </w:tcPr>
+          <w:p>
+            <w:r>
+              <w:t>消费科技</w:t>
+            </w:r>
+          </w:p>
+        </w:tc>
+        <w:tc>
+          <w:tcPr>
+            <w:tcW w:type="dxa" w:w="2160"/>
+          </w:tcPr>
+          <w:p>
+            <w:r>
+              <w:t>725亿</w:t>
+            </w:r>
+          </w:p>
+        </w:tc>
+        <w:tc>
+          <w:tcPr>
+            <w:tcW w:type="dxa" w:w="2160"/>
+          </w:tcPr>
+          <w:p>
+            <w:r>
+              <w:t>26%</w:t>
             </w:r>
           </w:p>
         </w:tc>
@@ -2976,37 +2984,37 @@
           </w:tcPr>
           <w:p>
             <w:r>
-              <w:t>飞利信科技有限公司</w:t>
-            </w:r>
-          </w:p>
-        </w:tc>
-        <w:tc>
-          <w:tcPr>
-            <w:tcW w:type="dxa" w:w="2160"/>
-          </w:tcPr>
-          <w:p>
-            <w:r>
-              <w:t>新能源</w:t>
-            </w:r>
-          </w:p>
-        </w:tc>
-        <w:tc>
-          <w:tcPr>
-            <w:tcW w:type="dxa" w:w="2160"/>
-          </w:tcPr>
-          <w:p>
-            <w:r>
-              <w:t>173亿</w:t>
-            </w:r>
-          </w:p>
-        </w:tc>
-        <w:tc>
-          <w:tcPr>
-            <w:tcW w:type="dxa" w:w="2160"/>
-          </w:tcPr>
-          <w:p>
-            <w:r>
-              <w:t>12%</w:t>
+              <w:t>明腾传媒有限公司</w:t>
+            </w:r>
+          </w:p>
+        </w:tc>
+        <w:tc>
+          <w:tcPr>
+            <w:tcW w:type="dxa" w:w="2160"/>
+          </w:tcPr>
+          <w:p>
+            <w:r>
+              <w:t>人工智能</w:t>
+            </w:r>
+          </w:p>
+        </w:tc>
+        <w:tc>
+          <w:tcPr>
+            <w:tcW w:type="dxa" w:w="2160"/>
+          </w:tcPr>
+          <w:p>
+            <w:r>
+              <w:t>125亿</w:t>
+            </w:r>
+          </w:p>
+        </w:tc>
+        <w:tc>
+          <w:tcPr>
+            <w:tcW w:type="dxa" w:w="2160"/>
+          </w:tcPr>
+          <w:p>
+            <w:r>
+              <w:t>19%</w:t>
             </w:r>
           </w:p>
         </w:tc>
@@ -3018,37 +3026,37 @@
           </w:tcPr>
           <w:p>
             <w:r>
-              <w:t>南康网络有限公司</w:t>
-            </w:r>
-          </w:p>
-        </w:tc>
-        <w:tc>
-          <w:tcPr>
-            <w:tcW w:type="dxa" w:w="2160"/>
-          </w:tcPr>
-          <w:p>
-            <w:r>
-              <w:t>消费科技</w:t>
-            </w:r>
-          </w:p>
-        </w:tc>
-        <w:tc>
-          <w:tcPr>
-            <w:tcW w:type="dxa" w:w="2160"/>
-          </w:tcPr>
-          <w:p>
-            <w:r>
-              <w:t>231亿</w:t>
-            </w:r>
-          </w:p>
-        </w:tc>
-        <w:tc>
-          <w:tcPr>
-            <w:tcW w:type="dxa" w:w="2160"/>
-          </w:tcPr>
-          <w:p>
-            <w:r>
-              <w:t>14%</w:t>
+              <w:t>联软网络有限公司</w:t>
+            </w:r>
+          </w:p>
+        </w:tc>
+        <w:tc>
+          <w:tcPr>
+            <w:tcW w:type="dxa" w:w="2160"/>
+          </w:tcPr>
+          <w:p>
+            <w:r>
+              <w:t>半导体</w:t>
+            </w:r>
+          </w:p>
+        </w:tc>
+        <w:tc>
+          <w:tcPr>
+            <w:tcW w:type="dxa" w:w="2160"/>
+          </w:tcPr>
+          <w:p>
+            <w:r>
+              <w:t>754亿</w:t>
+            </w:r>
+          </w:p>
+        </w:tc>
+        <w:tc>
+          <w:tcPr>
+            <w:tcW w:type="dxa" w:w="2160"/>
+          </w:tcPr>
+          <w:p>
+            <w:r>
+              <w:t>21%</w:t>
             </w:r>
           </w:p>
         </w:tc>
@@ -3060,37 +3068,37 @@
           </w:tcPr>
           <w:p>
             <w:r>
-              <w:t>迪摩科技有限公司</w:t>
-            </w:r>
-          </w:p>
-        </w:tc>
-        <w:tc>
-          <w:tcPr>
-            <w:tcW w:type="dxa" w:w="2160"/>
-          </w:tcPr>
-          <w:p>
-            <w:r>
-              <w:t>人工智能</w:t>
-            </w:r>
-          </w:p>
-        </w:tc>
-        <w:tc>
-          <w:tcPr>
-            <w:tcW w:type="dxa" w:w="2160"/>
-          </w:tcPr>
-          <w:p>
-            <w:r>
-              <w:t>187亿</w:t>
-            </w:r>
-          </w:p>
-        </w:tc>
-        <w:tc>
-          <w:tcPr>
-            <w:tcW w:type="dxa" w:w="2160"/>
-          </w:tcPr>
-          <w:p>
-            <w:r>
-              <w:t>17%</w:t>
+              <w:t>创联世纪信息有限公司</w:t>
+            </w:r>
+          </w:p>
+        </w:tc>
+        <w:tc>
+          <w:tcPr>
+            <w:tcW w:type="dxa" w:w="2160"/>
+          </w:tcPr>
+          <w:p>
+            <w:r>
+              <w:t>云计算</w:t>
+            </w:r>
+          </w:p>
+        </w:tc>
+        <w:tc>
+          <w:tcPr>
+            <w:tcW w:type="dxa" w:w="2160"/>
+          </w:tcPr>
+          <w:p>
+            <w:r>
+              <w:t>258亿</w:t>
+            </w:r>
+          </w:p>
+        </w:tc>
+        <w:tc>
+          <w:tcPr>
+            <w:tcW w:type="dxa" w:w="2160"/>
+          </w:tcPr>
+          <w:p>
+            <w:r>
+              <w:t>18%</w:t>
             </w:r>
           </w:p>
         </w:tc>
@@ -3102,37 +3110,37 @@
           </w:tcPr>
           <w:p>
             <w:r>
-              <w:t>国讯网络有限公司</w:t>
-            </w:r>
-          </w:p>
-        </w:tc>
-        <w:tc>
-          <w:tcPr>
-            <w:tcW w:type="dxa" w:w="2160"/>
-          </w:tcPr>
-          <w:p>
-            <w:r>
-              <w:t>云计算</w:t>
-            </w:r>
-          </w:p>
-        </w:tc>
-        <w:tc>
-          <w:tcPr>
-            <w:tcW w:type="dxa" w:w="2160"/>
-          </w:tcPr>
-          <w:p>
-            <w:r>
-              <w:t>742亿</w:t>
-            </w:r>
-          </w:p>
-        </w:tc>
-        <w:tc>
-          <w:tcPr>
-            <w:tcW w:type="dxa" w:w="2160"/>
-          </w:tcPr>
-          <w:p>
-            <w:r>
-              <w:t>12%</w:t>
+              <w:t>华泰通安网络有限公司</w:t>
+            </w:r>
+          </w:p>
+        </w:tc>
+        <w:tc>
+          <w:tcPr>
+            <w:tcW w:type="dxa" w:w="2160"/>
+          </w:tcPr>
+          <w:p>
+            <w:r>
+              <w:t>半导体</w:t>
+            </w:r>
+          </w:p>
+        </w:tc>
+        <w:tc>
+          <w:tcPr>
+            <w:tcW w:type="dxa" w:w="2160"/>
+          </w:tcPr>
+          <w:p>
+            <w:r>
+              <w:t>545亿</w:t>
+            </w:r>
+          </w:p>
+        </w:tc>
+        <w:tc>
+          <w:tcPr>
+            <w:tcW w:type="dxa" w:w="2160"/>
+          </w:tcPr>
+          <w:p>
+            <w:r>
+              <w:t>18%</w:t>
             </w:r>
           </w:p>
         </w:tc>
@@ -3149,13 +3157,70 @@
     <w:p>
       <w:r>
         <w:br/>
-        <w:t>华远软件信息有限公司 是中国 半导体 行业的重要企业之一。</w:t>
+        <w:t>创汇传媒有限公司 是中国 新能源 行业的重要企业之一。</w:t>
         <w:br/>
-        <w:t>根据华辰资本 资产配置委员会 的研究，该公司成立于 2015 年，</w:t>
+        <w:t>根据华辰资本 投资策略部 的研究，该公司成立于 2017 年，</w:t>
         <w:br/>
-        <w:t>目前员工规模约 6302 人。公司近年来持续加大研发投入，</w:t>
+        <w:t>目前员工规模约 7084 人。公司近年来持续加大研发投入，</w:t>
         <w:br/>
         <w:t>在核心技术方面形成了较强的竞争壁垒。</w:t>
+        <w:br/>
+      </w:r>
+    </w:p>
+    <w:p>
+      <w:r>
+        <w:br/>
+        <w:t>华辰资本旗下的 HC Quant Arbitrage Fund 在最近的资产配置会议中</w:t>
+        <w:br/>
+        <w:t>讨论了 消费科技 行业的投资机会，并对 飞海科技传媒有限公司</w:t>
+        <w:br/>
+        <w:t>进行了重点评估。</w:t>
+        <w:br/>
+      </w:r>
+    </w:p>
+    <w:p>
+      <w:r>
+        <w:br/>
+        <w:t>艾提科信科技有限公司 是中国 云计算 行业的重要企业之一。</w:t>
+        <w:br/>
+        <w:t>根据华辰资本 投资策略部 的研究，该公司成立于 2006 年，</w:t>
+        <w:br/>
+        <w:t>目前员工规模约 3804 人。公司近年来持续加大研发投入，</w:t>
+        <w:br/>
+        <w:t>在核心技术方面形成了较强的竞争壁垒。</w:t>
+        <w:br/>
+      </w:r>
+    </w:p>
+    <w:p>
+      <w:r>
+        <w:br/>
+        <w:t>根据内部财务模型测算，通际名联网络有限公司 在未来三年</w:t>
+        <w:br/>
+        <w:t>收入复合增长率预计可达到 22% 左右。</w:t>
+        <w:br/>
+        <w:t>该预测基于行业需求增长以及公司产能扩张计划。</w:t>
+        <w:br/>
+      </w:r>
+    </w:p>
+    <w:p>
+      <w:r>
+        <w:br/>
+        <w:t>华辰资本旗下的 HC Quant Arbitrage Fund 在最近的资产配置会议中</w:t>
+        <w:br/>
+        <w:t>讨论了 新能源 行业的投资机会，并对 创汇传媒有限公司</w:t>
+        <w:br/>
+        <w:t>进行了重点评估。</w:t>
+        <w:br/>
+      </w:r>
+    </w:p>
+    <w:p>
+      <w:r>
+        <w:br/>
+        <w:t>从产业链角度看，云计算 行业主要由上游设备厂商、</w:t>
+        <w:br/>
+        <w:t>中游平台企业以及下游应用厂商组成。</w:t>
+        <w:br/>
+        <w:t>良诺科技有限公司 主要位于产业链的 中游 环节。</w:t>
         <w:br/>
       </w:r>
     </w:p>
@@ -3173,68 +3238,11 @@
     <w:p>
       <w:r>
         <w:br/>
-        <w:t>从产业链角度看，云计算 行业主要由上游设备厂商、</w:t>
-        <w:br/>
-        <w:t>中游平台企业以及下游应用厂商组成。</w:t>
-        <w:br/>
-        <w:t>浦华众城信息有限公司 主要位于产业链的 上游 环节。</w:t>
-        <w:br/>
-      </w:r>
-    </w:p>
-    <w:p>
-      <w:r>
-        <w:br/>
-        <w:t>根据内部财务模型测算，快讯网络有限公司 在未来三年</w:t>
-        <w:br/>
-        <w:t>收入复合增长率预计可达到 15% 左右。</w:t>
-        <w:br/>
-        <w:t>该预测基于行业需求增长以及公司产能扩张计划。</w:t>
-        <w:br/>
-      </w:r>
-    </w:p>
-    <w:p>
-      <w:r>
-        <w:br/>
-        <w:t>昂歌信息科技有限公司 是中国 消费科技 行业的重要企业之一。</w:t>
-        <w:br/>
-        <w:t>根据华辰资本 投资委员会 的研究，该公司成立于 2020 年，</w:t>
-        <w:br/>
-        <w:t>目前员工规模约 3973 人。公司近年来持续加大研发投入，</w:t>
-        <w:br/>
-        <w:t>在核心技术方面形成了较强的竞争壁垒。</w:t>
-        <w:br/>
-      </w:r>
-    </w:p>
-    <w:p>
-      <w:r>
-        <w:br/>
-        <w:t>华辰资本旗下的 HC Global Macro Fund 在最近的资产配置会议中</w:t>
-        <w:br/>
-        <w:t>讨论了 云计算 行业的投资机会，并对 天益信息有限公司</w:t>
-        <w:br/>
-        <w:t>进行了重点评估。</w:t>
-        <w:br/>
-      </w:r>
-    </w:p>
-    <w:p>
-      <w:r>
-        <w:br/>
-        <w:t>风险管理部认为，云计算 行业仍然面临若干</w:t>
+        <w:t>风险管理部认为，人工智能 行业仍然面临若干</w:t>
         <w:br/>
         <w:t>不确定性因素，包括技术迭代风险、政策变化、</w:t>
         <w:br/>
         <w:t>以及市场竞争加剧等问题。</w:t>
-        <w:br/>
-      </w:r>
-    </w:p>
-    <w:p>
-      <w:r>
-        <w:br/>
-        <w:t>根据内部财务模型测算，艾提科信科技有限公司 在未来三年</w:t>
-        <w:br/>
-        <w:t>收入复合增长率预计可达到 24% 左右。</w:t>
-        <w:br/>
-        <w:t>该预测基于行业需求增长以及公司产能扩张计划。</w:t>
         <w:br/>
       </w:r>
     </w:p>
@@ -3298,37 +3306,37 @@
           </w:tcPr>
           <w:p>
             <w:r>
-              <w:t>浦华众城科技有限公司</w:t>
-            </w:r>
-          </w:p>
-        </w:tc>
-        <w:tc>
-          <w:tcPr>
-            <w:tcW w:type="dxa" w:w="2160"/>
-          </w:tcPr>
-          <w:p>
-            <w:r>
-              <w:t>半导体</w:t>
-            </w:r>
-          </w:p>
-        </w:tc>
-        <w:tc>
-          <w:tcPr>
-            <w:tcW w:type="dxa" w:w="2160"/>
-          </w:tcPr>
-          <w:p>
-            <w:r>
-              <w:t>352亿</w:t>
-            </w:r>
-          </w:p>
-        </w:tc>
-        <w:tc>
-          <w:tcPr>
-            <w:tcW w:type="dxa" w:w="2160"/>
-          </w:tcPr>
-          <w:p>
-            <w:r>
-              <w:t>27%</w:t>
+              <w:t>方正科技信息有限公司</w:t>
+            </w:r>
+          </w:p>
+        </w:tc>
+        <w:tc>
+          <w:tcPr>
+            <w:tcW w:type="dxa" w:w="2160"/>
+          </w:tcPr>
+          <w:p>
+            <w:r>
+              <w:t>消费科技</w:t>
+            </w:r>
+          </w:p>
+        </w:tc>
+        <w:tc>
+          <w:tcPr>
+            <w:tcW w:type="dxa" w:w="2160"/>
+          </w:tcPr>
+          <w:p>
+            <w:r>
+              <w:t>472亿</w:t>
+            </w:r>
+          </w:p>
+        </w:tc>
+        <w:tc>
+          <w:tcPr>
+            <w:tcW w:type="dxa" w:w="2160"/>
+          </w:tcPr>
+          <w:p>
+            <w:r>
+              <w:t>13%</w:t>
             </w:r>
           </w:p>
         </w:tc>
@@ -3340,37 +3348,37 @@
           </w:tcPr>
           <w:p>
             <w:r>
-              <w:t>创联世纪科技有限公司</w:t>
-            </w:r>
-          </w:p>
-        </w:tc>
-        <w:tc>
-          <w:tcPr>
-            <w:tcW w:type="dxa" w:w="2160"/>
-          </w:tcPr>
-          <w:p>
-            <w:r>
-              <w:t>医疗科技</w:t>
-            </w:r>
-          </w:p>
-        </w:tc>
-        <w:tc>
-          <w:tcPr>
-            <w:tcW w:type="dxa" w:w="2160"/>
-          </w:tcPr>
-          <w:p>
-            <w:r>
-              <w:t>234亿</w:t>
-            </w:r>
-          </w:p>
-        </w:tc>
-        <w:tc>
-          <w:tcPr>
-            <w:tcW w:type="dxa" w:w="2160"/>
-          </w:tcPr>
-          <w:p>
-            <w:r>
-              <w:t>11%</w:t>
+              <w:t>创汇传媒有限公司</w:t>
+            </w:r>
+          </w:p>
+        </w:tc>
+        <w:tc>
+          <w:tcPr>
+            <w:tcW w:type="dxa" w:w="2160"/>
+          </w:tcPr>
+          <w:p>
+            <w:r>
+              <w:t>新能源</w:t>
+            </w:r>
+          </w:p>
+        </w:tc>
+        <w:tc>
+          <w:tcPr>
+            <w:tcW w:type="dxa" w:w="2160"/>
+          </w:tcPr>
+          <w:p>
+            <w:r>
+              <w:t>244亿</w:t>
+            </w:r>
+          </w:p>
+        </w:tc>
+        <w:tc>
+          <w:tcPr>
+            <w:tcW w:type="dxa" w:w="2160"/>
+          </w:tcPr>
+          <w:p>
+            <w:r>
+              <w:t>14%</w:t>
             </w:r>
           </w:p>
         </w:tc>
@@ -3382,37 +3390,37 @@
           </w:tcPr>
           <w:p>
             <w:r>
-              <w:t>南康网络有限公司</w:t>
-            </w:r>
-          </w:p>
-        </w:tc>
-        <w:tc>
-          <w:tcPr>
-            <w:tcW w:type="dxa" w:w="2160"/>
-          </w:tcPr>
-          <w:p>
-            <w:r>
-              <w:t>消费科技</w:t>
-            </w:r>
-          </w:p>
-        </w:tc>
-        <w:tc>
-          <w:tcPr>
-            <w:tcW w:type="dxa" w:w="2160"/>
-          </w:tcPr>
-          <w:p>
-            <w:r>
-              <w:t>344亿</w:t>
-            </w:r>
-          </w:p>
-        </w:tc>
-        <w:tc>
-          <w:tcPr>
-            <w:tcW w:type="dxa" w:w="2160"/>
-          </w:tcPr>
-          <w:p>
-            <w:r>
-              <w:t>24%</w:t>
+              <w:t>佳禾传媒有限公司</w:t>
+            </w:r>
+          </w:p>
+        </w:tc>
+        <w:tc>
+          <w:tcPr>
+            <w:tcW w:type="dxa" w:w="2160"/>
+          </w:tcPr>
+          <w:p>
+            <w:r>
+              <w:t>云计算</w:t>
+            </w:r>
+          </w:p>
+        </w:tc>
+        <w:tc>
+          <w:tcPr>
+            <w:tcW w:type="dxa" w:w="2160"/>
+          </w:tcPr>
+          <w:p>
+            <w:r>
+              <w:t>345亿</w:t>
+            </w:r>
+          </w:p>
+        </w:tc>
+        <w:tc>
+          <w:tcPr>
+            <w:tcW w:type="dxa" w:w="2160"/>
+          </w:tcPr>
+          <w:p>
+            <w:r>
+              <w:t>28%</w:t>
             </w:r>
           </w:p>
         </w:tc>
@@ -3424,37 +3432,37 @@
           </w:tcPr>
           <w:p>
             <w:r>
-              <w:t>创亿信息有限公司</w:t>
-            </w:r>
-          </w:p>
-        </w:tc>
-        <w:tc>
-          <w:tcPr>
-            <w:tcW w:type="dxa" w:w="2160"/>
-          </w:tcPr>
-          <w:p>
-            <w:r>
-              <w:t>医疗科技</w:t>
-            </w:r>
-          </w:p>
-        </w:tc>
-        <w:tc>
-          <w:tcPr>
-            <w:tcW w:type="dxa" w:w="2160"/>
-          </w:tcPr>
-          <w:p>
-            <w:r>
-              <w:t>687亿</w:t>
-            </w:r>
-          </w:p>
-        </w:tc>
-        <w:tc>
-          <w:tcPr>
-            <w:tcW w:type="dxa" w:w="2160"/>
-          </w:tcPr>
-          <w:p>
-            <w:r>
-              <w:t>26%</w:t>
+              <w:t>精芯信息有限公司</w:t>
+            </w:r>
+          </w:p>
+        </w:tc>
+        <w:tc>
+          <w:tcPr>
+            <w:tcW w:type="dxa" w:w="2160"/>
+          </w:tcPr>
+          <w:p>
+            <w:r>
+              <w:t>半导体</w:t>
+            </w:r>
+          </w:p>
+        </w:tc>
+        <w:tc>
+          <w:tcPr>
+            <w:tcW w:type="dxa" w:w="2160"/>
+          </w:tcPr>
+          <w:p>
+            <w:r>
+              <w:t>360亿</w:t>
+            </w:r>
+          </w:p>
+        </w:tc>
+        <w:tc>
+          <w:tcPr>
+            <w:tcW w:type="dxa" w:w="2160"/>
+          </w:tcPr>
+          <w:p>
+            <w:r>
+              <w:t>25%</w:t>
             </w:r>
           </w:p>
         </w:tc>
@@ -3466,7 +3474,7 @@
           </w:tcPr>
           <w:p>
             <w:r>
-              <w:t>天益科技有限公司</w:t>
+              <w:t>联软网络有限公司</w:t>
             </w:r>
           </w:p>
         </w:tc>
@@ -3486,17 +3494,17 @@
           </w:tcPr>
           <w:p>
             <w:r>
-              <w:t>245亿</w:t>
-            </w:r>
-          </w:p>
-        </w:tc>
-        <w:tc>
-          <w:tcPr>
-            <w:tcW w:type="dxa" w:w="2160"/>
-          </w:tcPr>
-          <w:p>
-            <w:r>
-              <w:t>29%</w:t>
+              <w:t>592亿</w:t>
+            </w:r>
+          </w:p>
+        </w:tc>
+        <w:tc>
+          <w:tcPr>
+            <w:tcW w:type="dxa" w:w="2160"/>
+          </w:tcPr>
+          <w:p>
+            <w:r>
+              <w:t>25%</w:t>
             </w:r>
           </w:p>
         </w:tc>
@@ -3508,37 +3516,37 @@
           </w:tcPr>
           <w:p>
             <w:r>
-              <w:t>昊嘉网络有限公司</w:t>
-            </w:r>
-          </w:p>
-        </w:tc>
-        <w:tc>
-          <w:tcPr>
-            <w:tcW w:type="dxa" w:w="2160"/>
-          </w:tcPr>
-          <w:p>
-            <w:r>
-              <w:t>新能源</w:t>
-            </w:r>
-          </w:p>
-        </w:tc>
-        <w:tc>
-          <w:tcPr>
-            <w:tcW w:type="dxa" w:w="2160"/>
-          </w:tcPr>
-          <w:p>
-            <w:r>
-              <w:t>288亿</w:t>
-            </w:r>
-          </w:p>
-        </w:tc>
-        <w:tc>
-          <w:tcPr>
-            <w:tcW w:type="dxa" w:w="2160"/>
-          </w:tcPr>
-          <w:p>
-            <w:r>
-              <w:t>22%</w:t>
+              <w:t>惠派国际公司科技有限公司</w:t>
+            </w:r>
+          </w:p>
+        </w:tc>
+        <w:tc>
+          <w:tcPr>
+            <w:tcW w:type="dxa" w:w="2160"/>
+          </w:tcPr>
+          <w:p>
+            <w:r>
+              <w:t>人工智能</w:t>
+            </w:r>
+          </w:p>
+        </w:tc>
+        <w:tc>
+          <w:tcPr>
+            <w:tcW w:type="dxa" w:w="2160"/>
+          </w:tcPr>
+          <w:p>
+            <w:r>
+              <w:t>468亿</w:t>
+            </w:r>
+          </w:p>
+        </w:tc>
+        <w:tc>
+          <w:tcPr>
+            <w:tcW w:type="dxa" w:w="2160"/>
+          </w:tcPr>
+          <w:p>
+            <w:r>
+              <w:t>28%</w:t>
             </w:r>
           </w:p>
         </w:tc>
@@ -3550,7 +3558,7 @@
           </w:tcPr>
           <w:p>
             <w:r>
-              <w:t>九方网络有限公司</w:t>
+              <w:t>戴硕电子网络有限公司</w:t>
             </w:r>
           </w:p>
         </w:tc>
@@ -3570,17 +3578,17 @@
           </w:tcPr>
           <w:p>
             <w:r>
-              <w:t>643亿</w:t>
-            </w:r>
-          </w:p>
-        </w:tc>
-        <w:tc>
-          <w:tcPr>
-            <w:tcW w:type="dxa" w:w="2160"/>
-          </w:tcPr>
-          <w:p>
-            <w:r>
-              <w:t>22%</w:t>
+              <w:t>313亿</w:t>
+            </w:r>
+          </w:p>
+        </w:tc>
+        <w:tc>
+          <w:tcPr>
+            <w:tcW w:type="dxa" w:w="2160"/>
+          </w:tcPr>
+          <w:p>
+            <w:r>
+              <w:t>27%</w:t>
             </w:r>
           </w:p>
         </w:tc>
@@ -3592,37 +3600,37 @@
           </w:tcPr>
           <w:p>
             <w:r>
-              <w:t>创亿网络有限公司</w:t>
-            </w:r>
-          </w:p>
-        </w:tc>
-        <w:tc>
-          <w:tcPr>
-            <w:tcW w:type="dxa" w:w="2160"/>
-          </w:tcPr>
-          <w:p>
-            <w:r>
-              <w:t>云计算</w:t>
-            </w:r>
-          </w:p>
-        </w:tc>
-        <w:tc>
-          <w:tcPr>
-            <w:tcW w:type="dxa" w:w="2160"/>
-          </w:tcPr>
-          <w:p>
-            <w:r>
-              <w:t>175亿</w:t>
-            </w:r>
-          </w:p>
-        </w:tc>
-        <w:tc>
-          <w:tcPr>
-            <w:tcW w:type="dxa" w:w="2160"/>
-          </w:tcPr>
-          <w:p>
-            <w:r>
-              <w:t>13%</w:t>
+              <w:t>雨林木风计算机科技有限公司</w:t>
+            </w:r>
+          </w:p>
+        </w:tc>
+        <w:tc>
+          <w:tcPr>
+            <w:tcW w:type="dxa" w:w="2160"/>
+          </w:tcPr>
+          <w:p>
+            <w:r>
+              <w:t>半导体</w:t>
+            </w:r>
+          </w:p>
+        </w:tc>
+        <w:tc>
+          <w:tcPr>
+            <w:tcW w:type="dxa" w:w="2160"/>
+          </w:tcPr>
+          <w:p>
+            <w:r>
+              <w:t>726亿</w:t>
+            </w:r>
+          </w:p>
+        </w:tc>
+        <w:tc>
+          <w:tcPr>
+            <w:tcW w:type="dxa" w:w="2160"/>
+          </w:tcPr>
+          <w:p>
+            <w:r>
+              <w:t>11%</w:t>
             </w:r>
           </w:p>
         </w:tc>
@@ -3634,7 +3642,7 @@
           </w:tcPr>
           <w:p>
             <w:r>
-              <w:t>鸿睿思博网络有限公司</w:t>
+              <w:t>富罳网络有限公司</w:t>
             </w:r>
           </w:p>
         </w:tc>
@@ -3654,17 +3662,17 @@
           </w:tcPr>
           <w:p>
             <w:r>
-              <w:t>581亿</w:t>
-            </w:r>
-          </w:p>
-        </w:tc>
-        <w:tc>
-          <w:tcPr>
-            <w:tcW w:type="dxa" w:w="2160"/>
-          </w:tcPr>
-          <w:p>
-            <w:r>
-              <w:t>10%</w:t>
+              <w:t>602亿</w:t>
+            </w:r>
+          </w:p>
+        </w:tc>
+        <w:tc>
+          <w:tcPr>
+            <w:tcW w:type="dxa" w:w="2160"/>
+          </w:tcPr>
+          <w:p>
+            <w:r>
+              <w:t>5%</w:t>
             </w:r>
           </w:p>
         </w:tc>
@@ -3676,37 +3684,37 @@
           </w:tcPr>
           <w:p>
             <w:r>
-              <w:t>创联世纪科技有限公司</w:t>
-            </w:r>
-          </w:p>
-        </w:tc>
-        <w:tc>
-          <w:tcPr>
-            <w:tcW w:type="dxa" w:w="2160"/>
-          </w:tcPr>
-          <w:p>
-            <w:r>
-              <w:t>医疗科技</w:t>
-            </w:r>
-          </w:p>
-        </w:tc>
-        <w:tc>
-          <w:tcPr>
-            <w:tcW w:type="dxa" w:w="2160"/>
-          </w:tcPr>
-          <w:p>
-            <w:r>
-              <w:t>470亿</w:t>
-            </w:r>
-          </w:p>
-        </w:tc>
-        <w:tc>
-          <w:tcPr>
-            <w:tcW w:type="dxa" w:w="2160"/>
-          </w:tcPr>
-          <w:p>
-            <w:r>
-              <w:t>27%</w:t>
+              <w:t>华成育卓传媒有限公司</w:t>
+            </w:r>
+          </w:p>
+        </w:tc>
+        <w:tc>
+          <w:tcPr>
+            <w:tcW w:type="dxa" w:w="2160"/>
+          </w:tcPr>
+          <w:p>
+            <w:r>
+              <w:t>人工智能</w:t>
+            </w:r>
+          </w:p>
+        </w:tc>
+        <w:tc>
+          <w:tcPr>
+            <w:tcW w:type="dxa" w:w="2160"/>
+          </w:tcPr>
+          <w:p>
+            <w:r>
+              <w:t>332亿</w:t>
+            </w:r>
+          </w:p>
+        </w:tc>
+        <w:tc>
+          <w:tcPr>
+            <w:tcW w:type="dxa" w:w="2160"/>
+          </w:tcPr>
+          <w:p>
+            <w:r>
+              <w:t>8%</w:t>
             </w:r>
           </w:p>
         </w:tc>
@@ -3718,37 +3726,37 @@
           </w:tcPr>
           <w:p>
             <w:r>
-              <w:t>天益信息有限公司</w:t>
-            </w:r>
-          </w:p>
-        </w:tc>
-        <w:tc>
-          <w:tcPr>
-            <w:tcW w:type="dxa" w:w="2160"/>
-          </w:tcPr>
-          <w:p>
-            <w:r>
-              <w:t>云计算</w:t>
-            </w:r>
-          </w:p>
-        </w:tc>
-        <w:tc>
-          <w:tcPr>
-            <w:tcW w:type="dxa" w:w="2160"/>
-          </w:tcPr>
-          <w:p>
-            <w:r>
-              <w:t>279亿</w:t>
-            </w:r>
-          </w:p>
-        </w:tc>
-        <w:tc>
-          <w:tcPr>
-            <w:tcW w:type="dxa" w:w="2160"/>
-          </w:tcPr>
-          <w:p>
-            <w:r>
-              <w:t>7%</w:t>
+              <w:t>天开科技有限公司</w:t>
+            </w:r>
+          </w:p>
+        </w:tc>
+        <w:tc>
+          <w:tcPr>
+            <w:tcW w:type="dxa" w:w="2160"/>
+          </w:tcPr>
+          <w:p>
+            <w:r>
+              <w:t>消费科技</w:t>
+            </w:r>
+          </w:p>
+        </w:tc>
+        <w:tc>
+          <w:tcPr>
+            <w:tcW w:type="dxa" w:w="2160"/>
+          </w:tcPr>
+          <w:p>
+            <w:r>
+              <w:t>446亿</w:t>
+            </w:r>
+          </w:p>
+        </w:tc>
+        <w:tc>
+          <w:tcPr>
+            <w:tcW w:type="dxa" w:w="2160"/>
+          </w:tcPr>
+          <w:p>
+            <w:r>
+              <w:t>5%</w:t>
             </w:r>
           </w:p>
         </w:tc>
@@ -3760,37 +3768,37 @@
           </w:tcPr>
           <w:p>
             <w:r>
-              <w:t>新宇龙信息传媒有限公司</w:t>
-            </w:r>
-          </w:p>
-        </w:tc>
-        <w:tc>
-          <w:tcPr>
-            <w:tcW w:type="dxa" w:w="2160"/>
-          </w:tcPr>
-          <w:p>
-            <w:r>
-              <w:t>机器人</w:t>
-            </w:r>
-          </w:p>
-        </w:tc>
-        <w:tc>
-          <w:tcPr>
-            <w:tcW w:type="dxa" w:w="2160"/>
-          </w:tcPr>
-          <w:p>
-            <w:r>
-              <w:t>462亿</w:t>
-            </w:r>
-          </w:p>
-        </w:tc>
-        <w:tc>
-          <w:tcPr>
-            <w:tcW w:type="dxa" w:w="2160"/>
-          </w:tcPr>
-          <w:p>
-            <w:r>
-              <w:t>26%</w:t>
+              <w:t>华成育卓传媒有限公司</w:t>
+            </w:r>
+          </w:p>
+        </w:tc>
+        <w:tc>
+          <w:tcPr>
+            <w:tcW w:type="dxa" w:w="2160"/>
+          </w:tcPr>
+          <w:p>
+            <w:r>
+              <w:t>人工智能</w:t>
+            </w:r>
+          </w:p>
+        </w:tc>
+        <w:tc>
+          <w:tcPr>
+            <w:tcW w:type="dxa" w:w="2160"/>
+          </w:tcPr>
+          <w:p>
+            <w:r>
+              <w:t>799亿</w:t>
+            </w:r>
+          </w:p>
+        </w:tc>
+        <w:tc>
+          <w:tcPr>
+            <w:tcW w:type="dxa" w:w="2160"/>
+          </w:tcPr>
+          <w:p>
+            <w:r>
+              <w:t>13%</w:t>
             </w:r>
           </w:p>
         </w:tc>
@@ -3802,37 +3810,37 @@
           </w:tcPr>
           <w:p>
             <w:r>
-              <w:t>立信电子网络有限公司</w:t>
-            </w:r>
-          </w:p>
-        </w:tc>
-        <w:tc>
-          <w:tcPr>
-            <w:tcW w:type="dxa" w:w="2160"/>
-          </w:tcPr>
-          <w:p>
-            <w:r>
-              <w:t>云计算</w:t>
-            </w:r>
-          </w:p>
-        </w:tc>
-        <w:tc>
-          <w:tcPr>
-            <w:tcW w:type="dxa" w:w="2160"/>
-          </w:tcPr>
-          <w:p>
-            <w:r>
-              <w:t>478亿</w:t>
-            </w:r>
-          </w:p>
-        </w:tc>
-        <w:tc>
-          <w:tcPr>
-            <w:tcW w:type="dxa" w:w="2160"/>
-          </w:tcPr>
-          <w:p>
-            <w:r>
-              <w:t>14%</w:t>
+              <w:t>浦华众城网络有限公司</w:t>
+            </w:r>
+          </w:p>
+        </w:tc>
+        <w:tc>
+          <w:tcPr>
+            <w:tcW w:type="dxa" w:w="2160"/>
+          </w:tcPr>
+          <w:p>
+            <w:r>
+              <w:t>新能源</w:t>
+            </w:r>
+          </w:p>
+        </w:tc>
+        <w:tc>
+          <w:tcPr>
+            <w:tcW w:type="dxa" w:w="2160"/>
+          </w:tcPr>
+          <w:p>
+            <w:r>
+              <w:t>201亿</w:t>
+            </w:r>
+          </w:p>
+        </w:tc>
+        <w:tc>
+          <w:tcPr>
+            <w:tcW w:type="dxa" w:w="2160"/>
+          </w:tcPr>
+          <w:p>
+            <w:r>
+              <w:t>30%</w:t>
             </w:r>
           </w:p>
         </w:tc>
@@ -3844,7 +3852,7 @@
           </w:tcPr>
           <w:p>
             <w:r>
-              <w:t>创亿信息有限公司</w:t>
+              <w:t>九方传媒有限公司</w:t>
             </w:r>
           </w:p>
         </w:tc>
@@ -3864,17 +3872,17 @@
           </w:tcPr>
           <w:p>
             <w:r>
-              <w:t>409亿</w:t>
-            </w:r>
-          </w:p>
-        </w:tc>
-        <w:tc>
-          <w:tcPr>
-            <w:tcW w:type="dxa" w:w="2160"/>
-          </w:tcPr>
-          <w:p>
-            <w:r>
-              <w:t>16%</w:t>
+              <w:t>754亿</w:t>
+            </w:r>
+          </w:p>
+        </w:tc>
+        <w:tc>
+          <w:tcPr>
+            <w:tcW w:type="dxa" w:w="2160"/>
+          </w:tcPr>
+          <w:p>
+            <w:r>
+              <w:t>15%</w:t>
             </w:r>
           </w:p>
         </w:tc>
@@ -3886,7 +3894,7 @@
           </w:tcPr>
           <w:p>
             <w:r>
-              <w:t>浦华众城信息有限公司</w:t>
+              <w:t>信诚致远科技有限公司</w:t>
             </w:r>
           </w:p>
         </w:tc>
@@ -3906,17 +3914,17 @@
           </w:tcPr>
           <w:p>
             <w:r>
-              <w:t>106亿</w:t>
-            </w:r>
-          </w:p>
-        </w:tc>
-        <w:tc>
-          <w:tcPr>
-            <w:tcW w:type="dxa" w:w="2160"/>
-          </w:tcPr>
-          <w:p>
-            <w:r>
-              <w:t>21%</w:t>
+              <w:t>364亿</w:t>
+            </w:r>
+          </w:p>
+        </w:tc>
+        <w:tc>
+          <w:tcPr>
+            <w:tcW w:type="dxa" w:w="2160"/>
+          </w:tcPr>
+          <w:p>
+            <w:r>
+              <w:t>26%</w:t>
             </w:r>
           </w:p>
         </w:tc>
